--- a/Enquiry system Documentation.docx
+++ b/Enquiry system Documentation.docx
@@ -56,7 +56,11 @@
     </w:p>
     <w:p>
       <w:r>
-        <w:t>The main purpose of the system is to provide a centralized platform for records keeping, storing, managi</w:t>
+        <w:t xml:space="preserve">The main purpose of the system is to provide a centralized platform for records keeping, storing, </w:t>
+      </w:r>
+      <w:r>
+        <w:lastRenderedPageBreak/>
+        <w:t>managi</w:t>
       </w:r>
       <w:r>
         <w:t>ng, responding to, and retrieving enquiry records efficiently.</w:t>
@@ -68,135 +72,135 @@
         <w:pStyle w:val="Heading1"/>
       </w:pPr>
       <w:r>
+        <w:t xml:space="preserve"> </w:t>
+      </w:r>
+      <w:r>
+        <w:t>Objectives</w:t>
+      </w:r>
+    </w:p>
+    <w:p>
+      <w:r>
+        <w:t>The objectives of the system are to:</w:t>
+      </w:r>
+    </w:p>
+    <w:p>
+      <w:pPr>
+        <w:pStyle w:val="ListParagraph"/>
+        <w:numPr>
+          <w:ilvl w:val="0"/>
+          <w:numId w:val="3"/>
+        </w:numPr>
+      </w:pPr>
+      <w:r>
+        <w:t>Provide a centralized system to keep Enquiry records.</w:t>
+      </w:r>
+    </w:p>
+    <w:p>
+      <w:pPr>
+        <w:pStyle w:val="ListParagraph"/>
+        <w:numPr>
+          <w:ilvl w:val="0"/>
+          <w:numId w:val="3"/>
+        </w:numPr>
+      </w:pPr>
+      <w:r>
+        <w:t>Store enquiry information in a centralize</w:t>
+      </w:r>
+      <w:r>
+        <w:t>d database.</w:t>
+      </w:r>
+    </w:p>
+    <w:p>
+      <w:pPr>
+        <w:pStyle w:val="ListParagraph"/>
+        <w:numPr>
+          <w:ilvl w:val="0"/>
+          <w:numId w:val="3"/>
+        </w:numPr>
+      </w:pPr>
+      <w:r>
+        <w:t>Allow authorized personnel to search and retrieve enquiry records.</w:t>
+      </w:r>
+      <w:r>
+        <w:t xml:space="preserve"> </w:t>
+      </w:r>
+    </w:p>
+    <w:p>
+      <w:pPr>
+        <w:pStyle w:val="ListParagraph"/>
+        <w:numPr>
+          <w:ilvl w:val="0"/>
+          <w:numId w:val="3"/>
+        </w:numPr>
+      </w:pPr>
+      <w:r>
+        <w:t>Reduce the loss or duplication of enquiry records.</w:t>
+      </w:r>
+    </w:p>
+    <w:p>
+      <w:pPr>
+        <w:pStyle w:val="ListParagraph"/>
+        <w:numPr>
+          <w:ilvl w:val="0"/>
+          <w:numId w:val="3"/>
+        </w:numPr>
+      </w:pPr>
+      <w:r>
+        <w:t>Improve the speed and efficiency of responding to enquiries.</w:t>
+      </w:r>
+    </w:p>
+    <w:p>
+      <w:pPr>
+        <w:pStyle w:val="ListParagraph"/>
+      </w:pPr>
+    </w:p>
+    <w:p>
+      <w:pPr>
+        <w:pStyle w:val="Heading1"/>
+      </w:pPr>
+      <w:r>
+        <w:t>Functionality Requirements</w:t>
+      </w:r>
+    </w:p>
+    <w:p>
+      <w:r>
+        <w:t>The system shall:</w:t>
+      </w:r>
+    </w:p>
+    <w:p>
+      <w:pPr>
+        <w:pStyle w:val="ListParagraph"/>
+        <w:numPr>
+          <w:ilvl w:val="0"/>
+          <w:numId w:val="4"/>
+        </w:numPr>
+      </w:pPr>
+      <w:r>
+        <w:t>Allow authorized personnel to log on the system.</w:t>
+      </w:r>
+    </w:p>
+    <w:p>
+      <w:pPr>
+        <w:pStyle w:val="ListParagraph"/>
+        <w:numPr>
+          <w:ilvl w:val="0"/>
+          <w:numId w:val="4"/>
+        </w:numPr>
+      </w:pPr>
+      <w:r>
+        <w:t>Allow admin to access all enquiries.</w:t>
+      </w:r>
+    </w:p>
+    <w:p>
+      <w:pPr>
+        <w:pStyle w:val="ListParagraph"/>
+        <w:numPr>
+          <w:ilvl w:val="0"/>
+          <w:numId w:val="4"/>
+        </w:numPr>
+      </w:pPr>
+      <w:r>
         <w:lastRenderedPageBreak/>
-        <w:t xml:space="preserve"> </w:t>
-      </w:r>
-      <w:r>
-        <w:t>Objectives</w:t>
-      </w:r>
-    </w:p>
-    <w:p>
-      <w:r>
-        <w:t>The objectives of the system are to:</w:t>
-      </w:r>
-    </w:p>
-    <w:p>
-      <w:pPr>
-        <w:pStyle w:val="ListParagraph"/>
-        <w:numPr>
-          <w:ilvl w:val="0"/>
-          <w:numId w:val="3"/>
-        </w:numPr>
-      </w:pPr>
-      <w:r>
-        <w:t>Provide a centralized system to keep Enquiry records.</w:t>
-      </w:r>
-    </w:p>
-    <w:p>
-      <w:pPr>
-        <w:pStyle w:val="ListParagraph"/>
-        <w:numPr>
-          <w:ilvl w:val="0"/>
-          <w:numId w:val="3"/>
-        </w:numPr>
-      </w:pPr>
-      <w:r>
-        <w:t>Store enquiry information in a centralize</w:t>
-      </w:r>
-      <w:r>
-        <w:t>d database.</w:t>
-      </w:r>
-    </w:p>
-    <w:p>
-      <w:pPr>
-        <w:pStyle w:val="ListParagraph"/>
-        <w:numPr>
-          <w:ilvl w:val="0"/>
-          <w:numId w:val="3"/>
-        </w:numPr>
-      </w:pPr>
-      <w:r>
-        <w:t>Allow authorized personnel to search and retrieve enquiry records.</w:t>
-      </w:r>
-      <w:r>
-        <w:t xml:space="preserve"> </w:t>
-      </w:r>
-    </w:p>
-    <w:p>
-      <w:pPr>
-        <w:pStyle w:val="ListParagraph"/>
-        <w:numPr>
-          <w:ilvl w:val="0"/>
-          <w:numId w:val="3"/>
-        </w:numPr>
-      </w:pPr>
-      <w:r>
-        <w:t>Reduce the loss or duplication of enquiry records.</w:t>
-      </w:r>
-    </w:p>
-    <w:p>
-      <w:pPr>
-        <w:pStyle w:val="ListParagraph"/>
-        <w:numPr>
-          <w:ilvl w:val="0"/>
-          <w:numId w:val="3"/>
-        </w:numPr>
-      </w:pPr>
-      <w:r>
-        <w:t>Improve the speed and efficiency of responding to enquiries.</w:t>
-      </w:r>
-    </w:p>
-    <w:p>
-      <w:pPr>
-        <w:pStyle w:val="ListParagraph"/>
-      </w:pPr>
-    </w:p>
-    <w:p>
-      <w:pPr>
-        <w:pStyle w:val="Heading1"/>
-      </w:pPr>
-      <w:r>
-        <w:t>Functionality Requirements</w:t>
-      </w:r>
-    </w:p>
-    <w:p>
-      <w:r>
-        <w:t>The system shall:</w:t>
-      </w:r>
-    </w:p>
-    <w:p>
-      <w:pPr>
-        <w:pStyle w:val="ListParagraph"/>
-        <w:numPr>
-          <w:ilvl w:val="0"/>
-          <w:numId w:val="4"/>
-        </w:numPr>
-      </w:pPr>
-      <w:r>
-        <w:t>Allow authorized personnel to log on the system.</w:t>
-      </w:r>
-    </w:p>
-    <w:p>
-      <w:pPr>
-        <w:pStyle w:val="ListParagraph"/>
-        <w:numPr>
-          <w:ilvl w:val="0"/>
-          <w:numId w:val="4"/>
-        </w:numPr>
-      </w:pPr>
-      <w:r>
-        <w:t>Allow admin to access all enquiries.</w:t>
-      </w:r>
-    </w:p>
-    <w:p>
-      <w:pPr>
-        <w:pStyle w:val="ListParagraph"/>
-        <w:numPr>
-          <w:ilvl w:val="0"/>
-          <w:numId w:val="4"/>
-        </w:numPr>
-      </w:pPr>
-      <w:r>
         <w:t>Allow authorized personnel to edit or delete enquiry records.</w:t>
       </w:r>
     </w:p>
@@ -275,17 +279,1019 @@
     <w:p/>
     <w:p/>
     <w:p>
+      <w:pPr>
+        <w:pStyle w:val="Heading1"/>
+      </w:pPr>
+      <w:r>
+        <w:t>Technical Requirements</w:t>
+      </w:r>
+      <w:r>
+        <w:t xml:space="preserve"> </w:t>
+      </w:r>
+    </w:p>
+    <w:p>
+      <w:pPr>
+        <w:pStyle w:val="ListParagraph"/>
+        <w:numPr>
+          <w:ilvl w:val="0"/>
+          <w:numId w:val="6"/>
+        </w:numPr>
+      </w:pPr>
+      <w:r>
+        <w:t>Use HTML, CSS, and JavaScript for the front-end interface.</w:t>
+      </w:r>
+    </w:p>
+    <w:p>
+      <w:pPr>
+        <w:pStyle w:val="ListParagraph"/>
+        <w:numPr>
+          <w:ilvl w:val="0"/>
+          <w:numId w:val="6"/>
+        </w:numPr>
+      </w:pPr>
+      <w:r>
+        <w:t>Use Java for the back-end.</w:t>
+      </w:r>
+    </w:p>
+    <w:p>
+      <w:pPr>
+        <w:pStyle w:val="ListParagraph"/>
+        <w:numPr>
+          <w:ilvl w:val="0"/>
+          <w:numId w:val="6"/>
+        </w:numPr>
+      </w:pPr>
+      <w:r>
+        <w:t>Use MySQL for database management.</w:t>
+      </w:r>
+    </w:p>
+    <w:p>
+      <w:pPr>
+        <w:pStyle w:val="ListParagraph"/>
+        <w:numPr>
+          <w:ilvl w:val="0"/>
+          <w:numId w:val="6"/>
+        </w:numPr>
+      </w:pPr>
+      <w:r>
+        <w:t>Operate through a Standard web Browser.</w:t>
+      </w:r>
+    </w:p>
+    <w:p>
+      <w:pPr>
+        <w:pStyle w:val="ListParagraph"/>
+        <w:numPr>
+          <w:ilvl w:val="0"/>
+          <w:numId w:val="6"/>
+        </w:numPr>
+      </w:pPr>
+      <w:r>
+        <w:t>Run on a suitable Web Server.</w:t>
+      </w:r>
+    </w:p>
+    <w:p>
+      <w:pPr>
+        <w:pStyle w:val="ListParagraph"/>
+        <w:numPr>
+          <w:ilvl w:val="0"/>
+          <w:numId w:val="6"/>
+        </w:numPr>
+      </w:pPr>
+      <w:r>
+        <w:t>Provide a communication between the java application and the MySQL database.</w:t>
+      </w:r>
+    </w:p>
+    <w:p>
+      <w:pPr>
+        <w:pStyle w:val="ListParagraph"/>
+        <w:numPr>
+          <w:ilvl w:val="0"/>
+          <w:numId w:val="6"/>
+        </w:numPr>
+      </w:pPr>
       <w:r>
         <w:lastRenderedPageBreak/>
+        <w:t>Protect stored Enquiry and User information.</w:t>
+      </w:r>
+    </w:p>
+    <w:p>
+      <w:pPr>
+        <w:pStyle w:val="ListParagraph"/>
+        <w:numPr>
+          <w:ilvl w:val="0"/>
+          <w:numId w:val="6"/>
+        </w:numPr>
+      </w:pPr>
+      <w:r>
+        <w:t>Provide Database Backup capabilities.</w:t>
+      </w:r>
+    </w:p>
+    <w:p>
+      <w:pPr>
+        <w:pStyle w:val="ListParagraph"/>
+        <w:numPr>
+          <w:ilvl w:val="0"/>
+          <w:numId w:val="6"/>
+        </w:numPr>
+      </w:pPr>
+      <w:r>
+        <w:t>Validate information entered by users.</w:t>
+      </w:r>
+    </w:p>
+    <w:p>
+      <w:pPr>
+        <w:pStyle w:val="Heading1"/>
+      </w:pPr>
+      <w:r>
+        <w:t>Non-Functional Requirements</w:t>
+      </w:r>
+    </w:p>
+    <w:p>
+      <w:pPr>
+        <w:pStyle w:val="Subtitle"/>
+      </w:pPr>
+      <w:r>
+        <w:t>Security</w:t>
+      </w:r>
+    </w:p>
+    <w:p>
+      <w:r>
+        <w:t>The system should prevent unauthorized users from accessing confidential enquiry information.</w:t>
+      </w:r>
+    </w:p>
+    <w:p>
+      <w:pPr>
+        <w:pStyle w:val="Subtitle"/>
+      </w:pPr>
+      <w:r>
+        <w:t>Performance</w:t>
+      </w:r>
+    </w:p>
+    <w:p>
+      <w:r>
+        <w:t>The system should res</w:t>
+      </w:r>
+      <w:r>
+        <w:t>pond to authorized personnel within reasonable period.</w:t>
+      </w:r>
+    </w:p>
+    <w:p>
+      <w:pPr>
+        <w:pStyle w:val="Subtitle"/>
+      </w:pPr>
+      <w:r>
+        <w:t>Reliability</w:t>
+      </w:r>
+    </w:p>
+    <w:p>
+      <w:r>
+        <w:t>The system should maintain accurate enquiry records and minimize data loss.</w:t>
+      </w:r>
+    </w:p>
+    <w:p>
+      <w:pPr>
+        <w:pStyle w:val="Subtitle"/>
+      </w:pPr>
+      <w:r>
+        <w:t>Availability</w:t>
+      </w:r>
+    </w:p>
+    <w:p>
+      <w:r>
+        <w:t>The system should be available whenever authorized personnel need to access enquiry records.</w:t>
+      </w:r>
+    </w:p>
+    <w:p>
+      <w:pPr>
+        <w:pStyle w:val="Subtitle"/>
+      </w:pPr>
+      <w:r>
+        <w:t>Maintainability</w:t>
+      </w:r>
+    </w:p>
+    <w:p>
+      <w:r>
+        <w:lastRenderedPageBreak/>
+        <w:t>The system should be designed so that future developers can maintain and improve it.</w:t>
+      </w:r>
+    </w:p>
+    <w:p>
+      <w:pPr>
+        <w:pStyle w:val="Heading1"/>
+      </w:pPr>
+      <w:r>
+        <w:t>Main system Modules</w:t>
+      </w:r>
+    </w:p>
+    <w:p>
+      <w:pPr>
+        <w:pStyle w:val="ListParagraph"/>
+        <w:numPr>
+          <w:ilvl w:val="0"/>
+          <w:numId w:val="7"/>
+        </w:numPr>
+      </w:pPr>
+      <w:r>
+        <w:t>User management Module</w:t>
+      </w:r>
+    </w:p>
+    <w:p>
+      <w:pPr>
+        <w:pStyle w:val="ListParagraph"/>
+        <w:numPr>
+          <w:ilvl w:val="0"/>
+          <w:numId w:val="8"/>
+        </w:numPr>
+      </w:pPr>
+      <w:r>
+        <w:t>Login</w:t>
+      </w:r>
+    </w:p>
+    <w:p>
+      <w:pPr>
+        <w:pStyle w:val="ListParagraph"/>
+        <w:numPr>
+          <w:ilvl w:val="0"/>
+          <w:numId w:val="8"/>
+        </w:numPr>
+      </w:pPr>
+      <w:r>
+        <w:t>Roles</w:t>
+      </w:r>
+    </w:p>
+    <w:p>
+      <w:pPr>
+        <w:pStyle w:val="ListParagraph"/>
+        <w:numPr>
+          <w:ilvl w:val="0"/>
+          <w:numId w:val="7"/>
+        </w:numPr>
+      </w:pPr>
+      <w:r>
+        <w:t>Enquiry Management Module</w:t>
+      </w:r>
+    </w:p>
+    <w:p>
+      <w:pPr>
+        <w:pStyle w:val="ListParagraph"/>
+        <w:numPr>
+          <w:ilvl w:val="0"/>
+          <w:numId w:val="9"/>
+        </w:numPr>
+      </w:pPr>
+      <w:r>
+        <w:t>Add enquiry</w:t>
+      </w:r>
+    </w:p>
+    <w:p>
+      <w:pPr>
+        <w:pStyle w:val="ListParagraph"/>
+        <w:numPr>
+          <w:ilvl w:val="0"/>
+          <w:numId w:val="9"/>
+        </w:numPr>
+      </w:pPr>
+      <w:r>
+        <w:t>View enquiry</w:t>
+      </w:r>
+    </w:p>
+    <w:p>
+      <w:pPr>
+        <w:pStyle w:val="ListParagraph"/>
+        <w:numPr>
+          <w:ilvl w:val="0"/>
+          <w:numId w:val="9"/>
+        </w:numPr>
+      </w:pPr>
+      <w:r>
+        <w:t>Edit enquiry</w:t>
+      </w:r>
+    </w:p>
+    <w:p>
+      <w:pPr>
+        <w:pStyle w:val="ListParagraph"/>
+        <w:numPr>
+          <w:ilvl w:val="0"/>
+          <w:numId w:val="9"/>
+        </w:numPr>
+      </w:pPr>
+      <w:r>
+        <w:t>Delete enquiry</w:t>
+      </w:r>
+    </w:p>
+    <w:p>
+      <w:pPr>
+        <w:pStyle w:val="ListParagraph"/>
+        <w:numPr>
+          <w:ilvl w:val="0"/>
+          <w:numId w:val="9"/>
+        </w:numPr>
+      </w:pPr>
+      <w:r>
+        <w:t>Search enquiry</w:t>
+      </w:r>
+    </w:p>
+    <w:p>
+      <w:pPr>
+        <w:pStyle w:val="ListParagraph"/>
+        <w:numPr>
+          <w:ilvl w:val="0"/>
+          <w:numId w:val="7"/>
+        </w:numPr>
+      </w:pPr>
+      <w:r>
+        <w:t>Enquiry Tracking Module</w:t>
+      </w:r>
+    </w:p>
+    <w:p>
+      <w:pPr>
+        <w:pStyle w:val="ListParagraph"/>
+        <w:numPr>
+          <w:ilvl w:val="0"/>
+          <w:numId w:val="11"/>
+        </w:numPr>
+      </w:pPr>
+      <w:r>
+        <w:t>Assign enquiry</w:t>
+      </w:r>
+    </w:p>
+    <w:p>
+      <w:pPr>
+        <w:pStyle w:val="ListParagraph"/>
+        <w:numPr>
+          <w:ilvl w:val="0"/>
+          <w:numId w:val="11"/>
+        </w:numPr>
+      </w:pPr>
+      <w:r>
+        <w:t>Track status</w:t>
+      </w:r>
+    </w:p>
+    <w:p>
+      <w:pPr>
+        <w:pStyle w:val="ListParagraph"/>
+        <w:numPr>
+          <w:ilvl w:val="0"/>
+          <w:numId w:val="11"/>
+        </w:numPr>
+      </w:pPr>
+      <w:r>
+        <w:t>Monitor progress</w:t>
+      </w:r>
+    </w:p>
+    <w:p>
+      <w:pPr>
+        <w:pStyle w:val="ListParagraph"/>
+        <w:numPr>
+          <w:ilvl w:val="0"/>
+          <w:numId w:val="11"/>
+        </w:numPr>
+      </w:pPr>
+      <w:r>
+        <w:t>Follow-up</w:t>
+      </w:r>
+    </w:p>
+    <w:p>
+      <w:pPr>
+        <w:ind w:left="360"/>
+      </w:pPr>
+    </w:p>
+    <w:p>
+      <w:pPr>
+        <w:pStyle w:val="ListParagraph"/>
+        <w:numPr>
+          <w:ilvl w:val="0"/>
+          <w:numId w:val="7"/>
+        </w:numPr>
+      </w:pPr>
+      <w:r>
+        <w:t>Response and Resolution Module</w:t>
+      </w:r>
+    </w:p>
+    <w:p>
+      <w:pPr>
+        <w:pStyle w:val="ListParagraph"/>
+        <w:numPr>
+          <w:ilvl w:val="0"/>
+          <w:numId w:val="10"/>
+        </w:numPr>
+      </w:pPr>
+      <w:r>
+        <w:t>Record response</w:t>
+      </w:r>
+    </w:p>
+    <w:p>
+      <w:pPr>
+        <w:pStyle w:val="ListParagraph"/>
+        <w:numPr>
+          <w:ilvl w:val="0"/>
+          <w:numId w:val="10"/>
+        </w:numPr>
+      </w:pPr>
+      <w:r>
+        <w:t>Record action taken</w:t>
+      </w:r>
+    </w:p>
+    <w:p>
+      <w:pPr>
+        <w:pStyle w:val="ListParagraph"/>
+        <w:numPr>
+          <w:ilvl w:val="0"/>
+          <w:numId w:val="10"/>
+        </w:numPr>
+      </w:pPr>
+      <w:r>
+        <w:t>Resolve enquiry</w:t>
+      </w:r>
+    </w:p>
+    <w:p>
+      <w:pPr>
+        <w:pStyle w:val="ListParagraph"/>
+        <w:numPr>
+          <w:ilvl w:val="0"/>
+          <w:numId w:val="7"/>
+        </w:numPr>
+      </w:pPr>
+      <w:r>
+        <w:lastRenderedPageBreak/>
+        <w:t>Reporting Module</w:t>
+      </w:r>
+    </w:p>
+    <w:p>
+      <w:pPr>
+        <w:pStyle w:val="ListParagraph"/>
+        <w:numPr>
+          <w:ilvl w:val="0"/>
+          <w:numId w:val="12"/>
+        </w:numPr>
+      </w:pPr>
+      <w:r>
+        <w:t>Enquiry Statistics</w:t>
+      </w:r>
+    </w:p>
+    <w:p>
+      <w:pPr>
+        <w:pStyle w:val="ListParagraph"/>
+        <w:numPr>
+          <w:ilvl w:val="0"/>
+          <w:numId w:val="12"/>
+        </w:numPr>
+      </w:pPr>
+      <w:r>
+        <w:t>Status Reports</w:t>
+      </w:r>
+    </w:p>
+    <w:p>
+      <w:pPr>
+        <w:pStyle w:val="ListParagraph"/>
+        <w:numPr>
+          <w:ilvl w:val="0"/>
+          <w:numId w:val="12"/>
+        </w:numPr>
+      </w:pPr>
+      <w:r>
+        <w:t>Personnel Reports</w:t>
+      </w:r>
+    </w:p>
+    <w:p>
+      <w:pPr>
+        <w:pStyle w:val="ListParagraph"/>
+        <w:numPr>
+          <w:ilvl w:val="0"/>
+          <w:numId w:val="12"/>
+        </w:numPr>
+      </w:pPr>
+      <w:r>
+        <w:t>Date-based reports</w:t>
+      </w:r>
+    </w:p>
+    <w:p>
+      <w:pPr>
+        <w:pStyle w:val="ListParagraph"/>
+        <w:numPr>
+          <w:ilvl w:val="0"/>
+          <w:numId w:val="7"/>
+        </w:numPr>
+      </w:pPr>
+      <w:r>
+        <w:t>Security Module</w:t>
+      </w:r>
+    </w:p>
+    <w:p>
+      <w:pPr>
+        <w:pStyle w:val="ListParagraph"/>
+        <w:numPr>
+          <w:ilvl w:val="0"/>
+          <w:numId w:val="13"/>
+        </w:numPr>
+      </w:pPr>
+      <w:r>
+        <w:t>Data protection</w:t>
+      </w:r>
+    </w:p>
+    <w:p>
+      <w:pPr>
+        <w:pStyle w:val="ListParagraph"/>
+        <w:numPr>
+          <w:ilvl w:val="0"/>
+          <w:numId w:val="13"/>
+        </w:numPr>
+      </w:pPr>
+      <w:r>
+        <w:t>Password protection</w:t>
+      </w:r>
+    </w:p>
+    <w:p>
+      <w:pPr>
+        <w:pStyle w:val="ListParagraph"/>
+        <w:numPr>
+          <w:ilvl w:val="0"/>
+          <w:numId w:val="13"/>
+        </w:numPr>
+      </w:pPr>
+      <w:r>
+        <w:t>Authentication</w:t>
+      </w:r>
+    </w:p>
+    <w:p>
+      <w:pPr>
+        <w:pStyle w:val="ListParagraph"/>
+        <w:numPr>
+          <w:ilvl w:val="0"/>
+          <w:numId w:val="13"/>
+        </w:numPr>
+      </w:pPr>
+      <w:r>
+        <w:t>Authorization</w:t>
+      </w:r>
+    </w:p>
+    <w:p>
+      <w:pPr>
+        <w:pStyle w:val="Heading1"/>
+      </w:pPr>
+      <w:r>
+        <w:t>Proposed Pages</w:t>
+      </w:r>
+    </w:p>
+    <w:p>
+      <w:r>
+        <w:t xml:space="preserve">This system will have 5 </w:t>
+      </w:r>
+      <w:r>
+        <w:t>pages:</w:t>
+      </w:r>
+    </w:p>
+    <w:p>
+      <w:pPr>
+        <w:pStyle w:val="Heading2"/>
+      </w:pPr>
+      <w:r>
+        <w:t>Page                     Function</w:t>
+      </w:r>
+    </w:p>
+    <w:p>
+      <w:r>
+        <w:t>Login                              Use authentication and authorization</w:t>
+      </w:r>
+    </w:p>
+    <w:p>
+      <w:r>
+        <w:t>Dashboard                    Overview and statistics</w:t>
+      </w:r>
+    </w:p>
+    <w:p>
+      <w:r>
+        <w:t>New enquiry                Record an enquiry</w:t>
+      </w:r>
+    </w:p>
+    <w:p>
+      <w:r>
+        <w:t>Enquiry Records          View,</w:t>
+      </w:r>
+      <w:r>
         <w:t xml:space="preserve"> </w:t>
       </w:r>
+      <w:r>
+        <w:t>search,</w:t>
+      </w:r>
+      <w:r>
+        <w:t xml:space="preserve"> </w:t>
+      </w:r>
+      <w:r>
+        <w:t>edit,</w:t>
+      </w:r>
+      <w:r>
+        <w:t xml:space="preserve"> </w:t>
+      </w:r>
+      <w:r>
+        <w:t>delete</w:t>
+      </w:r>
+      <w:r>
+        <w:t xml:space="preserve"> records</w:t>
+      </w:r>
+    </w:p>
+    <w:p>
+      <w:r>
+        <w:t>Reports                         Generate / view reports</w:t>
+      </w:r>
+    </w:p>
+    <w:p/>
+    <w:p>
+      <w:pPr>
+        <w:pStyle w:val="Heading1"/>
+      </w:pPr>
+      <w:r>
+        <w:lastRenderedPageBreak/>
+        <w:t>Enquiry Information</w:t>
+      </w:r>
+    </w:p>
+    <w:p>
+      <w:pPr>
+        <w:pStyle w:val="ListParagraph"/>
+        <w:numPr>
+          <w:ilvl w:val="0"/>
+          <w:numId w:val="14"/>
+        </w:numPr>
+      </w:pPr>
+      <w:r>
+        <w:t>Enquirer Name</w:t>
+      </w:r>
+    </w:p>
+    <w:p>
+      <w:pPr>
+        <w:pStyle w:val="ListParagraph"/>
+        <w:numPr>
+          <w:ilvl w:val="0"/>
+          <w:numId w:val="14"/>
+        </w:numPr>
+      </w:pPr>
+      <w:r>
+        <w:t>Phone number</w:t>
+      </w:r>
+    </w:p>
+    <w:p>
+      <w:pPr>
+        <w:pStyle w:val="ListParagraph"/>
+        <w:numPr>
+          <w:ilvl w:val="0"/>
+          <w:numId w:val="14"/>
+        </w:numPr>
+      </w:pPr>
+      <w:r>
+        <w:t>Course</w:t>
+      </w:r>
+    </w:p>
+    <w:p>
+      <w:pPr>
+        <w:pStyle w:val="ListParagraph"/>
+        <w:numPr>
+          <w:ilvl w:val="0"/>
+          <w:numId w:val="14"/>
+        </w:numPr>
+      </w:pPr>
+      <w:r>
+        <w:t>Date submitted</w:t>
+      </w:r>
+    </w:p>
+    <w:p>
+      <w:pPr>
+        <w:pStyle w:val="ListParagraph"/>
+        <w:numPr>
+          <w:ilvl w:val="0"/>
+          <w:numId w:val="14"/>
+        </w:numPr>
+      </w:pPr>
+      <w:r>
+        <w:t>Status</w:t>
+      </w:r>
+    </w:p>
+    <w:p>
+      <w:pPr>
+        <w:pStyle w:val="ListParagraph"/>
+        <w:numPr>
+          <w:ilvl w:val="0"/>
+          <w:numId w:val="14"/>
+        </w:numPr>
+      </w:pPr>
+      <w:r>
+        <w:t>Date resolved</w:t>
+      </w:r>
+    </w:p>
+    <w:p>
+      <w:pPr>
+        <w:pStyle w:val="Heading1"/>
+      </w:pPr>
+      <w:r>
+        <w:t>Database Requirements</w:t>
+      </w:r>
+    </w:p>
+    <w:p>
+      <w:pPr>
+        <w:pStyle w:val="Heading3"/>
+      </w:pPr>
+      <w:r>
+        <w:t>Users Table</w:t>
+      </w:r>
+    </w:p>
+    <w:p>
+      <w:pPr>
+        <w:pStyle w:val="ListParagraph"/>
+        <w:numPr>
+          <w:ilvl w:val="0"/>
+          <w:numId w:val="15"/>
+        </w:numPr>
+      </w:pPr>
+      <w:r>
+        <w:t>Email</w:t>
+      </w:r>
+    </w:p>
+    <w:p>
+      <w:pPr>
+        <w:pStyle w:val="ListParagraph"/>
+        <w:numPr>
+          <w:ilvl w:val="0"/>
+          <w:numId w:val="15"/>
+        </w:numPr>
+      </w:pPr>
+      <w:r>
+        <w:t>Password</w:t>
+      </w:r>
+    </w:p>
+    <w:p>
+      <w:pPr>
+        <w:pStyle w:val="Heading3"/>
+      </w:pPr>
+      <w:r>
+        <w:t>Enquiries Table</w:t>
+      </w:r>
+    </w:p>
+    <w:p>
+      <w:pPr>
+        <w:pStyle w:val="ListParagraph"/>
+        <w:numPr>
+          <w:ilvl w:val="0"/>
+          <w:numId w:val="16"/>
+        </w:numPr>
+      </w:pPr>
+      <w:r>
+        <w:t>Enquirer name</w:t>
+      </w:r>
+    </w:p>
+    <w:p>
+      <w:pPr>
+        <w:pStyle w:val="ListParagraph"/>
+        <w:numPr>
+          <w:ilvl w:val="0"/>
+          <w:numId w:val="16"/>
+        </w:numPr>
+      </w:pPr>
+      <w:r>
+        <w:t xml:space="preserve">Phone </w:t>
+      </w:r>
+    </w:p>
+    <w:p>
+      <w:pPr>
+        <w:pStyle w:val="ListParagraph"/>
+        <w:numPr>
+          <w:ilvl w:val="0"/>
+          <w:numId w:val="16"/>
+        </w:numPr>
+      </w:pPr>
+      <w:r>
+        <w:t>Course</w:t>
+      </w:r>
+    </w:p>
+    <w:p>
+      <w:pPr>
+        <w:pStyle w:val="ListParagraph"/>
+        <w:numPr>
+          <w:ilvl w:val="0"/>
+          <w:numId w:val="16"/>
+        </w:numPr>
+      </w:pPr>
+      <w:r>
+        <w:t>Date</w:t>
+      </w:r>
+    </w:p>
+    <w:p>
+      <w:pPr>
+        <w:pStyle w:val="ListParagraph"/>
+        <w:numPr>
+          <w:ilvl w:val="0"/>
+          <w:numId w:val="16"/>
+        </w:numPr>
+      </w:pPr>
+      <w:r>
+        <w:t>Status</w:t>
+      </w:r>
+    </w:p>
+    <w:p>
+      <w:pPr>
+        <w:pStyle w:val="Heading3"/>
+      </w:pPr>
+    </w:p>
+    <w:p>
+      <w:pPr>
+        <w:pStyle w:val="Heading3"/>
+      </w:pPr>
+      <w:r>
+        <w:t>Course table</w:t>
+      </w:r>
+    </w:p>
+    <w:p>
+      <w:pPr>
+        <w:pStyle w:val="ListParagraph"/>
+        <w:numPr>
+          <w:ilvl w:val="0"/>
+          <w:numId w:val="17"/>
+        </w:numPr>
+      </w:pPr>
+      <w:r>
+        <w:t>Course name</w:t>
+      </w:r>
+    </w:p>
+    <w:p>
+      <w:pPr>
+        <w:pStyle w:val="ListParagraph"/>
+        <w:numPr>
+          <w:ilvl w:val="0"/>
+          <w:numId w:val="17"/>
+        </w:numPr>
+      </w:pPr>
+      <w:r>
+        <w:t>Months</w:t>
+      </w:r>
+    </w:p>
+    <w:p>
+      <w:pPr>
+        <w:pStyle w:val="ListParagraph"/>
+        <w:numPr>
+          <w:ilvl w:val="0"/>
+          <w:numId w:val="17"/>
+        </w:numPr>
+      </w:pPr>
+      <w:r>
+        <w:t>Weeks</w:t>
+      </w:r>
+    </w:p>
+    <w:p>
+      <w:pPr>
+        <w:pStyle w:val="ListParagraph"/>
+        <w:numPr>
+          <w:ilvl w:val="0"/>
+          <w:numId w:val="17"/>
+        </w:numPr>
+      </w:pPr>
+      <w:r>
+        <w:t>Assigned personnel</w:t>
+      </w:r>
+    </w:p>
+    <w:p>
+      <w:pPr>
+        <w:pStyle w:val="ListParagraph"/>
+        <w:numPr>
+          <w:ilvl w:val="0"/>
+          <w:numId w:val="17"/>
+        </w:numPr>
+      </w:pPr>
+      <w:r>
+        <w:t>Status</w:t>
+      </w:r>
+    </w:p>
+    <w:p>
+      <w:pPr>
+        <w:pStyle w:val="Heading3"/>
+      </w:pPr>
+      <w:r>
+        <w:t xml:space="preserve">Expected Benefits </w:t>
+      </w:r>
+    </w:p>
+    <w:p>
+      <w:r>
+        <w:t>The system is Expected to:</w:t>
+      </w:r>
+    </w:p>
+    <w:p>
+      <w:pPr>
+        <w:pStyle w:val="ListParagraph"/>
+        <w:numPr>
+          <w:ilvl w:val="0"/>
+          <w:numId w:val="18"/>
+        </w:numPr>
+      </w:pPr>
+      <w:r>
+        <w:t>Reduce paperwork.</w:t>
+      </w:r>
+    </w:p>
+    <w:p>
+      <w:pPr>
+        <w:pStyle w:val="ListParagraph"/>
+        <w:numPr>
+          <w:ilvl w:val="0"/>
+          <w:numId w:val="18"/>
+        </w:numPr>
+      </w:pPr>
+      <w:r>
+        <w:t>Make Enquiry Records easier to find.</w:t>
+      </w:r>
+    </w:p>
+    <w:p>
+      <w:pPr>
+        <w:pStyle w:val="ListParagraph"/>
+        <w:numPr>
+          <w:ilvl w:val="0"/>
+          <w:numId w:val="18"/>
+        </w:numPr>
+      </w:pPr>
+      <w:r>
+        <w:t>Reduce loss of enquiry information.</w:t>
+      </w:r>
+    </w:p>
+    <w:p>
+      <w:pPr>
+        <w:pStyle w:val="ListParagraph"/>
+        <w:numPr>
+          <w:ilvl w:val="0"/>
+          <w:numId w:val="18"/>
+        </w:numPr>
+      </w:pPr>
+      <w:r>
+        <w:t>Improve response time.</w:t>
+      </w:r>
+    </w:p>
+    <w:p>
+      <w:pPr>
+        <w:pStyle w:val="ListParagraph"/>
+        <w:numPr>
+          <w:ilvl w:val="0"/>
+          <w:numId w:val="18"/>
+        </w:numPr>
+      </w:pPr>
+      <w:r>
+        <w:t>Provide Management with useful reports.</w:t>
+      </w:r>
+    </w:p>
+    <w:p>
+      <w:pPr>
+        <w:pStyle w:val="Title"/>
+      </w:pPr>
+      <w:r>
+        <w:t>S</w:t>
+      </w:r>
+      <w:r>
+        <w:t xml:space="preserve">ummary </w:t>
+      </w:r>
+    </w:p>
+    <w:p>
+      <w:r>
+        <w:t>This Enquiry Management System will provide an organized and centralized way of handling enquiries. Its</w:t>
+      </w:r>
+    </w:p>
+    <w:p>
+      <w:r>
+        <w:t>Core functionalities is to focus on recording, storing, searching, tracking, response, and resolving Enquiries .The System will use HTML ,CSS , Java</w:t>
+      </w:r>
+      <w:r>
+        <w:t>S</w:t>
+      </w:r>
+      <w:r>
+        <w:t xml:space="preserve">cript, and MySQL  </w:t>
+      </w:r>
+      <w:r>
+        <w:lastRenderedPageBreak/>
+        <w:t>. And will provide access to authorized personnel to enquiries.</w:t>
+      </w:r>
+    </w:p>
+    <w:p>
+      <w:r>
+        <w:t xml:space="preserve"> </w:t>
+      </w:r>
+    </w:p>
+    <w:p>
+      <w:pPr>
+        <w:pStyle w:val="ListParagraph"/>
+      </w:pPr>
+    </w:p>
+    <w:p>
+      <w:pPr>
+        <w:pStyle w:val="Heading1"/>
+      </w:pPr>
     </w:p>
     <w:p/>
     <w:p/>
-    <w:p/>
+    <w:p>
+      <w:r>
+        <w:t>-</w:t>
+      </w:r>
+    </w:p>
     <w:sectPr>
-      <w:headerReference w:type="default" r:id="rId8"/>
-      <w:pgSz w:w="10080" w:h="12240" w:orient="landscape" w:code="5"/>
+      <w:headerReference w:type="even" r:id="rId8"/>
+      <w:headerReference w:type="default" r:id="rId9"/>
+      <w:footerReference w:type="even" r:id="rId10"/>
+      <w:footerReference w:type="default" r:id="rId11"/>
+      <w:headerReference w:type="first" r:id="rId12"/>
+      <w:footerReference w:type="first" r:id="rId13"/>
+      <w:pgSz w:w="8419" w:h="11906" w:orient="landscape" w:code="9"/>
       <w:pgMar w:top="1440" w:right="1440" w:bottom="1440" w:left="1440" w:header="720" w:footer="720" w:gutter="0"/>
       <w:cols w:space="720"/>
       <w:docGrid w:linePitch="360"/>
@@ -319,6 +1325,36 @@
 </w:endnotes>
 </file>
 
+<file path=word/footer1.xml><?xml version="1.0" encoding="utf-8"?>
+<w:ftr xmlns:wpc="http://schemas.microsoft.com/office/word/2010/wordprocessingCanvas" xmlns:cx="http://schemas.microsoft.com/office/drawing/2014/chartex" xmlns:cx1="http://schemas.microsoft.com/office/drawing/2015/9/8/chartex" xmlns:cx2="http://schemas.microsoft.com/office/drawing/2015/10/21/chartex" xmlns:cx3="http://schemas.microsoft.com/office/drawing/2016/5/9/chartex" xmlns:cx4="http://schemas.microsoft.com/office/drawing/2016/5/10/chartex" xmlns:cx5="http://schemas.microsoft.com/office/drawing/2016/5/11/chartex" xmlns:cx6="http://schemas.microsoft.com/office/drawing/2016/5/12/chartex" xmlns:cx7="http://schemas.microsoft.com/office/drawing/2016/5/13/chartex" xmlns:cx8="http://schemas.microsoft.com/office/drawing/2016/5/14/chartex" xmlns:mc="http://schemas.openxmlformats.org/markup-compatibility/2006" xmlns:aink="http://schemas.microsoft.com/office/drawing/2016/ink" xmlns:am3d="http://schemas.microsoft.com/office/drawing/2017/model3d" xmlns:o="urn:schemas-microsoft-com:office:office" xmlns:oel="http://schemas.microsoft.com/office/2019/extlst" xmlns:r="http://schemas.openxmlformats.org/officeDocument/2006/relationships" xmlns:m="http://schemas.openxmlformats.org/officeDocument/2006/math" xmlns:v="urn:schemas-microsoft-com:vml" xmlns:wp14="http://schemas.microsoft.com/office/word/2010/wordprocessingDrawing" xmlns:wp="http://schemas.openxmlformats.org/drawingml/2006/wordprocessingDrawing" xmlns:w10="urn:schemas-microsoft-com:office:word" xmlns:w="http://schemas.openxmlformats.org/wordprocessingml/2006/main" xmlns:w14="http://schemas.microsoft.com/office/word/2010/wordml" xmlns:w15="http://schemas.microsoft.com/office/word/2012/wordml" xmlns:w16cex="http://schemas.microsoft.com/office/word/2018/wordml/cex" xmlns:w16cid="http://schemas.microsoft.com/office/word/2016/wordml/cid" xmlns:w16="http://schemas.microsoft.com/office/word/2018/wordml" xmlns:w16du="http://schemas.microsoft.com/office/word/2023/wordml/word16du" xmlns:w16sdtdh="http://schemas.microsoft.com/office/word/2020/wordml/sdtdatahash" xmlns:w16sdtfl="http://schemas.microsoft.com/office/word/2024/wordml/sdtformatlock" xmlns:w16se="http://schemas.microsoft.com/office/word/2015/wordml/symex" xmlns:wpg="http://schemas.microsoft.com/office/word/2010/wordprocessingGroup" xmlns:wpi="http://schemas.microsoft.com/office/word/2010/wordprocessingInk" xmlns:wne="http://schemas.microsoft.com/office/word/2006/wordml" xmlns:wps="http://schemas.microsoft.com/office/word/2010/wordprocessingShape" mc:Ignorable="w14 w15 w16se w16cid w16 w16cex w16sdtdh w16sdtfl w16du wp14">
+  <w:p>
+    <w:pPr>
+      <w:pStyle w:val="Footer"/>
+    </w:pPr>
+  </w:p>
+</w:ftr>
+</file>
+
+<file path=word/footer2.xml><?xml version="1.0" encoding="utf-8"?>
+<w:ftr xmlns:wpc="http://schemas.microsoft.com/office/word/2010/wordprocessingCanvas" xmlns:cx="http://schemas.microsoft.com/office/drawing/2014/chartex" xmlns:cx1="http://schemas.microsoft.com/office/drawing/2015/9/8/chartex" xmlns:cx2="http://schemas.microsoft.com/office/drawing/2015/10/21/chartex" xmlns:cx3="http://schemas.microsoft.com/office/drawing/2016/5/9/chartex" xmlns:cx4="http://schemas.microsoft.com/office/drawing/2016/5/10/chartex" xmlns:cx5="http://schemas.microsoft.com/office/drawing/2016/5/11/chartex" xmlns:cx6="http://schemas.microsoft.com/office/drawing/2016/5/12/chartex" xmlns:cx7="http://schemas.microsoft.com/office/drawing/2016/5/13/chartex" xmlns:cx8="http://schemas.microsoft.com/office/drawing/2016/5/14/chartex" xmlns:mc="http://schemas.openxmlformats.org/markup-compatibility/2006" xmlns:aink="http://schemas.microsoft.com/office/drawing/2016/ink" xmlns:am3d="http://schemas.microsoft.com/office/drawing/2017/model3d" xmlns:o="urn:schemas-microsoft-com:office:office" xmlns:oel="http://schemas.microsoft.com/office/2019/extlst" xmlns:r="http://schemas.openxmlformats.org/officeDocument/2006/relationships" xmlns:m="http://schemas.openxmlformats.org/officeDocument/2006/math" xmlns:v="urn:schemas-microsoft-com:vml" xmlns:wp14="http://schemas.microsoft.com/office/word/2010/wordprocessingDrawing" xmlns:wp="http://schemas.openxmlformats.org/drawingml/2006/wordprocessingDrawing" xmlns:w10="urn:schemas-microsoft-com:office:word" xmlns:w="http://schemas.openxmlformats.org/wordprocessingml/2006/main" xmlns:w14="http://schemas.microsoft.com/office/word/2010/wordml" xmlns:w15="http://schemas.microsoft.com/office/word/2012/wordml" xmlns:w16cex="http://schemas.microsoft.com/office/word/2018/wordml/cex" xmlns:w16cid="http://schemas.microsoft.com/office/word/2016/wordml/cid" xmlns:w16="http://schemas.microsoft.com/office/word/2018/wordml" xmlns:w16du="http://schemas.microsoft.com/office/word/2023/wordml/word16du" xmlns:w16sdtdh="http://schemas.microsoft.com/office/word/2020/wordml/sdtdatahash" xmlns:w16sdtfl="http://schemas.microsoft.com/office/word/2024/wordml/sdtformatlock" xmlns:w16se="http://schemas.microsoft.com/office/word/2015/wordml/symex" xmlns:wpg="http://schemas.microsoft.com/office/word/2010/wordprocessingGroup" xmlns:wpi="http://schemas.microsoft.com/office/word/2010/wordprocessingInk" xmlns:wne="http://schemas.microsoft.com/office/word/2006/wordml" xmlns:wps="http://schemas.microsoft.com/office/word/2010/wordprocessingShape" mc:Ignorable="w14 w15 w16se w16cid w16 w16cex w16sdtdh w16sdtfl w16du wp14">
+  <w:p>
+    <w:pPr>
+      <w:pStyle w:val="Footer"/>
+    </w:pPr>
+  </w:p>
+</w:ftr>
+</file>
+
+<file path=word/footer3.xml><?xml version="1.0" encoding="utf-8"?>
+<w:ftr xmlns:wpc="http://schemas.microsoft.com/office/word/2010/wordprocessingCanvas" xmlns:cx="http://schemas.microsoft.com/office/drawing/2014/chartex" xmlns:cx1="http://schemas.microsoft.com/office/drawing/2015/9/8/chartex" xmlns:cx2="http://schemas.microsoft.com/office/drawing/2015/10/21/chartex" xmlns:cx3="http://schemas.microsoft.com/office/drawing/2016/5/9/chartex" xmlns:cx4="http://schemas.microsoft.com/office/drawing/2016/5/10/chartex" xmlns:cx5="http://schemas.microsoft.com/office/drawing/2016/5/11/chartex" xmlns:cx6="http://schemas.microsoft.com/office/drawing/2016/5/12/chartex" xmlns:cx7="http://schemas.microsoft.com/office/drawing/2016/5/13/chartex" xmlns:cx8="http://schemas.microsoft.com/office/drawing/2016/5/14/chartex" xmlns:mc="http://schemas.openxmlformats.org/markup-compatibility/2006" xmlns:aink="http://schemas.microsoft.com/office/drawing/2016/ink" xmlns:am3d="http://schemas.microsoft.com/office/drawing/2017/model3d" xmlns:o="urn:schemas-microsoft-com:office:office" xmlns:oel="http://schemas.microsoft.com/office/2019/extlst" xmlns:r="http://schemas.openxmlformats.org/officeDocument/2006/relationships" xmlns:m="http://schemas.openxmlformats.org/officeDocument/2006/math" xmlns:v="urn:schemas-microsoft-com:vml" xmlns:wp14="http://schemas.microsoft.com/office/word/2010/wordprocessingDrawing" xmlns:wp="http://schemas.openxmlformats.org/drawingml/2006/wordprocessingDrawing" xmlns:w10="urn:schemas-microsoft-com:office:word" xmlns:w="http://schemas.openxmlformats.org/wordprocessingml/2006/main" xmlns:w14="http://schemas.microsoft.com/office/word/2010/wordml" xmlns:w15="http://schemas.microsoft.com/office/word/2012/wordml" xmlns:w16cex="http://schemas.microsoft.com/office/word/2018/wordml/cex" xmlns:w16cid="http://schemas.microsoft.com/office/word/2016/wordml/cid" xmlns:w16="http://schemas.microsoft.com/office/word/2018/wordml" xmlns:w16du="http://schemas.microsoft.com/office/word/2023/wordml/word16du" xmlns:w16sdtdh="http://schemas.microsoft.com/office/word/2020/wordml/sdtdatahash" xmlns:w16sdtfl="http://schemas.microsoft.com/office/word/2024/wordml/sdtformatlock" xmlns:w16se="http://schemas.microsoft.com/office/word/2015/wordml/symex" xmlns:wpg="http://schemas.microsoft.com/office/word/2010/wordprocessingGroup" xmlns:wpi="http://schemas.microsoft.com/office/word/2010/wordprocessingInk" xmlns:wne="http://schemas.microsoft.com/office/word/2006/wordml" xmlns:wps="http://schemas.microsoft.com/office/word/2010/wordprocessingShape" mc:Ignorable="w14 w15 w16se w16cid w16 w16cex w16sdtdh w16sdtfl w16du wp14">
+  <w:p>
+    <w:pPr>
+      <w:pStyle w:val="Footer"/>
+    </w:pPr>
+  </w:p>
+</w:ftr>
+</file>
+
 <file path=word/footnotes.xml><?xml version="1.0" encoding="utf-8"?>
 <w:footnotes xmlns:wpc="http://schemas.microsoft.com/office/word/2010/wordprocessingCanvas" xmlns:cx="http://schemas.microsoft.com/office/drawing/2014/chartex" xmlns:cx1="http://schemas.microsoft.com/office/drawing/2015/9/8/chartex" xmlns:cx2="http://schemas.microsoft.com/office/drawing/2015/10/21/chartex" xmlns:cx3="http://schemas.microsoft.com/office/drawing/2016/5/9/chartex" xmlns:cx4="http://schemas.microsoft.com/office/drawing/2016/5/10/chartex" xmlns:cx5="http://schemas.microsoft.com/office/drawing/2016/5/11/chartex" xmlns:cx6="http://schemas.microsoft.com/office/drawing/2016/5/12/chartex" xmlns:cx7="http://schemas.microsoft.com/office/drawing/2016/5/13/chartex" xmlns:cx8="http://schemas.microsoft.com/office/drawing/2016/5/14/chartex" xmlns:mc="http://schemas.openxmlformats.org/markup-compatibility/2006" xmlns:aink="http://schemas.microsoft.com/office/drawing/2016/ink" xmlns:am3d="http://schemas.microsoft.com/office/drawing/2017/model3d" xmlns:o="urn:schemas-microsoft-com:office:office" xmlns:oel="http://schemas.microsoft.com/office/2019/extlst" xmlns:r="http://schemas.openxmlformats.org/officeDocument/2006/relationships" xmlns:m="http://schemas.openxmlformats.org/officeDocument/2006/math" xmlns:v="urn:schemas-microsoft-com:vml" xmlns:wp14="http://schemas.microsoft.com/office/word/2010/wordprocessingDrawing" xmlns:wp="http://schemas.openxmlformats.org/drawingml/2006/wordprocessingDrawing" xmlns:w10="urn:schemas-microsoft-com:office:word" xmlns:w="http://schemas.openxmlformats.org/wordprocessingml/2006/main" xmlns:w14="http://schemas.microsoft.com/office/word/2010/wordml" xmlns:w15="http://schemas.microsoft.com/office/word/2012/wordml" xmlns:w16cex="http://schemas.microsoft.com/office/word/2018/wordml/cex" xmlns:w16cid="http://schemas.microsoft.com/office/word/2016/wordml/cid" xmlns:w16="http://schemas.microsoft.com/office/word/2018/wordml" xmlns:w16du="http://schemas.microsoft.com/office/word/2023/wordml/word16du" xmlns:w16sdtdh="http://schemas.microsoft.com/office/word/2020/wordml/sdtdatahash" xmlns:w16sdtfl="http://schemas.microsoft.com/office/word/2024/wordml/sdtformatlock" xmlns:w16se="http://schemas.microsoft.com/office/word/2015/wordml/symex" xmlns:wpg="http://schemas.microsoft.com/office/word/2010/wordprocessingGroup" xmlns:wpi="http://schemas.microsoft.com/office/word/2010/wordprocessingInk" xmlns:wne="http://schemas.microsoft.com/office/word/2006/wordml" xmlns:wps="http://schemas.microsoft.com/office/word/2010/wordprocessingShape" mc:Ignorable="w14 w15 w16se w16cid w16 w16cex w16sdtdh w16sdtfl w16du wp14">
   <w:footnote w:type="separator" w:id="-1">
@@ -348,6 +1384,16 @@
 <w:hdr xmlns:wpc="http://schemas.microsoft.com/office/word/2010/wordprocessingCanvas" xmlns:cx="http://schemas.microsoft.com/office/drawing/2014/chartex" xmlns:cx1="http://schemas.microsoft.com/office/drawing/2015/9/8/chartex" xmlns:cx2="http://schemas.microsoft.com/office/drawing/2015/10/21/chartex" xmlns:cx3="http://schemas.microsoft.com/office/drawing/2016/5/9/chartex" xmlns:cx4="http://schemas.microsoft.com/office/drawing/2016/5/10/chartex" xmlns:cx5="http://schemas.microsoft.com/office/drawing/2016/5/11/chartex" xmlns:cx6="http://schemas.microsoft.com/office/drawing/2016/5/12/chartex" xmlns:cx7="http://schemas.microsoft.com/office/drawing/2016/5/13/chartex" xmlns:cx8="http://schemas.microsoft.com/office/drawing/2016/5/14/chartex" xmlns:mc="http://schemas.openxmlformats.org/markup-compatibility/2006" xmlns:aink="http://schemas.microsoft.com/office/drawing/2016/ink" xmlns:am3d="http://schemas.microsoft.com/office/drawing/2017/model3d" xmlns:o="urn:schemas-microsoft-com:office:office" xmlns:oel="http://schemas.microsoft.com/office/2019/extlst" xmlns:r="http://schemas.openxmlformats.org/officeDocument/2006/relationships" xmlns:m="http://schemas.openxmlformats.org/officeDocument/2006/math" xmlns:v="urn:schemas-microsoft-com:vml" xmlns:wp14="http://schemas.microsoft.com/office/word/2010/wordprocessingDrawing" xmlns:wp="http://schemas.openxmlformats.org/drawingml/2006/wordprocessingDrawing" xmlns:w10="urn:schemas-microsoft-com:office:word" xmlns:w="http://schemas.openxmlformats.org/wordprocessingml/2006/main" xmlns:w14="http://schemas.microsoft.com/office/word/2010/wordml" xmlns:w15="http://schemas.microsoft.com/office/word/2012/wordml" xmlns:w16cex="http://schemas.microsoft.com/office/word/2018/wordml/cex" xmlns:w16cid="http://schemas.microsoft.com/office/word/2016/wordml/cid" xmlns:w16="http://schemas.microsoft.com/office/word/2018/wordml" xmlns:w16du="http://schemas.microsoft.com/office/word/2023/wordml/word16du" xmlns:w16sdtdh="http://schemas.microsoft.com/office/word/2020/wordml/sdtdatahash" xmlns:w16sdtfl="http://schemas.microsoft.com/office/word/2024/wordml/sdtformatlock" xmlns:w16se="http://schemas.microsoft.com/office/word/2015/wordml/symex" xmlns:wpg="http://schemas.microsoft.com/office/word/2010/wordprocessingGroup" xmlns:wpi="http://schemas.microsoft.com/office/word/2010/wordprocessingInk" xmlns:wne="http://schemas.microsoft.com/office/word/2006/wordml" xmlns:wps="http://schemas.microsoft.com/office/word/2010/wordprocessingShape" mc:Ignorable="w14 w15 w16se w16cid w16 w16cex w16sdtdh w16sdtfl w16du wp14">
   <w:p>
     <w:pPr>
+      <w:pStyle w:val="Header"/>
+    </w:pPr>
+  </w:p>
+</w:hdr>
+</file>
+
+<file path=word/header2.xml><?xml version="1.0" encoding="utf-8"?>
+<w:hdr xmlns:wpc="http://schemas.microsoft.com/office/word/2010/wordprocessingCanvas" xmlns:cx="http://schemas.microsoft.com/office/drawing/2014/chartex" xmlns:cx1="http://schemas.microsoft.com/office/drawing/2015/9/8/chartex" xmlns:cx2="http://schemas.microsoft.com/office/drawing/2015/10/21/chartex" xmlns:cx3="http://schemas.microsoft.com/office/drawing/2016/5/9/chartex" xmlns:cx4="http://schemas.microsoft.com/office/drawing/2016/5/10/chartex" xmlns:cx5="http://schemas.microsoft.com/office/drawing/2016/5/11/chartex" xmlns:cx6="http://schemas.microsoft.com/office/drawing/2016/5/12/chartex" xmlns:cx7="http://schemas.microsoft.com/office/drawing/2016/5/13/chartex" xmlns:cx8="http://schemas.microsoft.com/office/drawing/2016/5/14/chartex" xmlns:mc="http://schemas.openxmlformats.org/markup-compatibility/2006" xmlns:aink="http://schemas.microsoft.com/office/drawing/2016/ink" xmlns:am3d="http://schemas.microsoft.com/office/drawing/2017/model3d" xmlns:o="urn:schemas-microsoft-com:office:office" xmlns:oel="http://schemas.microsoft.com/office/2019/extlst" xmlns:r="http://schemas.openxmlformats.org/officeDocument/2006/relationships" xmlns:m="http://schemas.openxmlformats.org/officeDocument/2006/math" xmlns:v="urn:schemas-microsoft-com:vml" xmlns:wp14="http://schemas.microsoft.com/office/word/2010/wordprocessingDrawing" xmlns:wp="http://schemas.openxmlformats.org/drawingml/2006/wordprocessingDrawing" xmlns:w10="urn:schemas-microsoft-com:office:word" xmlns:w="http://schemas.openxmlformats.org/wordprocessingml/2006/main" xmlns:w14="http://schemas.microsoft.com/office/word/2010/wordml" xmlns:w15="http://schemas.microsoft.com/office/word/2012/wordml" xmlns:w16cex="http://schemas.microsoft.com/office/word/2018/wordml/cex" xmlns:w16cid="http://schemas.microsoft.com/office/word/2016/wordml/cid" xmlns:w16="http://schemas.microsoft.com/office/word/2018/wordml" xmlns:w16du="http://schemas.microsoft.com/office/word/2023/wordml/word16du" xmlns:w16sdtdh="http://schemas.microsoft.com/office/word/2020/wordml/sdtdatahash" xmlns:w16sdtfl="http://schemas.microsoft.com/office/word/2024/wordml/sdtformatlock" xmlns:w16se="http://schemas.microsoft.com/office/word/2015/wordml/symex" xmlns:wpg="http://schemas.microsoft.com/office/word/2010/wordprocessingGroup" xmlns:wpi="http://schemas.microsoft.com/office/word/2010/wordprocessingInk" xmlns:wne="http://schemas.microsoft.com/office/word/2006/wordml" xmlns:wps="http://schemas.microsoft.com/office/word/2010/wordprocessingShape" mc:Ignorable="w14 w15 w16se w16cid w16 w16cex w16sdtdh w16sdtfl w16du wp14">
+  <w:p>
+    <w:pPr>
       <w:pStyle w:val="Title"/>
       <w:jc w:val="both"/>
       <w:rPr>
@@ -375,9 +1421,899 @@
 </w:hdr>
 </file>
 
+<file path=word/header3.xml><?xml version="1.0" encoding="utf-8"?>
+<w:hdr xmlns:wpc="http://schemas.microsoft.com/office/word/2010/wordprocessingCanvas" xmlns:cx="http://schemas.microsoft.com/office/drawing/2014/chartex" xmlns:cx1="http://schemas.microsoft.com/office/drawing/2015/9/8/chartex" xmlns:cx2="http://schemas.microsoft.com/office/drawing/2015/10/21/chartex" xmlns:cx3="http://schemas.microsoft.com/office/drawing/2016/5/9/chartex" xmlns:cx4="http://schemas.microsoft.com/office/drawing/2016/5/10/chartex" xmlns:cx5="http://schemas.microsoft.com/office/drawing/2016/5/11/chartex" xmlns:cx6="http://schemas.microsoft.com/office/drawing/2016/5/12/chartex" xmlns:cx7="http://schemas.microsoft.com/office/drawing/2016/5/13/chartex" xmlns:cx8="http://schemas.microsoft.com/office/drawing/2016/5/14/chartex" xmlns:mc="http://schemas.openxmlformats.org/markup-compatibility/2006" xmlns:aink="http://schemas.microsoft.com/office/drawing/2016/ink" xmlns:am3d="http://schemas.microsoft.com/office/drawing/2017/model3d" xmlns:o="urn:schemas-microsoft-com:office:office" xmlns:oel="http://schemas.microsoft.com/office/2019/extlst" xmlns:r="http://schemas.openxmlformats.org/officeDocument/2006/relationships" xmlns:m="http://schemas.openxmlformats.org/officeDocument/2006/math" xmlns:v="urn:schemas-microsoft-com:vml" xmlns:wp14="http://schemas.microsoft.com/office/word/2010/wordprocessingDrawing" xmlns:wp="http://schemas.openxmlformats.org/drawingml/2006/wordprocessingDrawing" xmlns:w10="urn:schemas-microsoft-com:office:word" xmlns:w="http://schemas.openxmlformats.org/wordprocessingml/2006/main" xmlns:w14="http://schemas.microsoft.com/office/word/2010/wordml" xmlns:w15="http://schemas.microsoft.com/office/word/2012/wordml" xmlns:w16cex="http://schemas.microsoft.com/office/word/2018/wordml/cex" xmlns:w16cid="http://schemas.microsoft.com/office/word/2016/wordml/cid" xmlns:w16="http://schemas.microsoft.com/office/word/2018/wordml" xmlns:w16du="http://schemas.microsoft.com/office/word/2023/wordml/word16du" xmlns:w16sdtdh="http://schemas.microsoft.com/office/word/2020/wordml/sdtdatahash" xmlns:w16sdtfl="http://schemas.microsoft.com/office/word/2024/wordml/sdtformatlock" xmlns:w16se="http://schemas.microsoft.com/office/word/2015/wordml/symex" xmlns:wpg="http://schemas.microsoft.com/office/word/2010/wordprocessingGroup" xmlns:wpi="http://schemas.microsoft.com/office/word/2010/wordprocessingInk" xmlns:wne="http://schemas.microsoft.com/office/word/2006/wordml" xmlns:wps="http://schemas.microsoft.com/office/word/2010/wordprocessingShape" mc:Ignorable="w14 w15 w16se w16cid w16 w16cex w16sdtdh w16sdtfl w16du wp14">
+  <w:p>
+    <w:pPr>
+      <w:pStyle w:val="Header"/>
+    </w:pPr>
+  </w:p>
+</w:hdr>
+</file>
+
 <file path=word/numbering.xml><?xml version="1.0" encoding="utf-8"?>
 <w:numbering xmlns:wpc="http://schemas.microsoft.com/office/word/2010/wordprocessingCanvas" xmlns:cx="http://schemas.microsoft.com/office/drawing/2014/chartex" xmlns:cx1="http://schemas.microsoft.com/office/drawing/2015/9/8/chartex" xmlns:cx2="http://schemas.microsoft.com/office/drawing/2015/10/21/chartex" xmlns:cx3="http://schemas.microsoft.com/office/drawing/2016/5/9/chartex" xmlns:cx4="http://schemas.microsoft.com/office/drawing/2016/5/10/chartex" xmlns:cx5="http://schemas.microsoft.com/office/drawing/2016/5/11/chartex" xmlns:cx6="http://schemas.microsoft.com/office/drawing/2016/5/12/chartex" xmlns:cx7="http://schemas.microsoft.com/office/drawing/2016/5/13/chartex" xmlns:cx8="http://schemas.microsoft.com/office/drawing/2016/5/14/chartex" xmlns:mc="http://schemas.openxmlformats.org/markup-compatibility/2006" xmlns:aink="http://schemas.microsoft.com/office/drawing/2016/ink" xmlns:am3d="http://schemas.microsoft.com/office/drawing/2017/model3d" xmlns:o="urn:schemas-microsoft-com:office:office" xmlns:oel="http://schemas.microsoft.com/office/2019/extlst" xmlns:r="http://schemas.openxmlformats.org/officeDocument/2006/relationships" xmlns:m="http://schemas.openxmlformats.org/officeDocument/2006/math" xmlns:v="urn:schemas-microsoft-com:vml" xmlns:wp14="http://schemas.microsoft.com/office/word/2010/wordprocessingDrawing" xmlns:wp="http://schemas.openxmlformats.org/drawingml/2006/wordprocessingDrawing" xmlns:w10="urn:schemas-microsoft-com:office:word" xmlns:w="http://schemas.openxmlformats.org/wordprocessingml/2006/main" xmlns:w14="http://schemas.microsoft.com/office/word/2010/wordml" xmlns:w15="http://schemas.microsoft.com/office/word/2012/wordml" xmlns:w16cex="http://schemas.microsoft.com/office/word/2018/wordml/cex" xmlns:w16cid="http://schemas.microsoft.com/office/word/2016/wordml/cid" xmlns:w16="http://schemas.microsoft.com/office/word/2018/wordml" xmlns:w16du="http://schemas.microsoft.com/office/word/2023/wordml/word16du" xmlns:w16sdtdh="http://schemas.microsoft.com/office/word/2020/wordml/sdtdatahash" xmlns:w16sdtfl="http://schemas.microsoft.com/office/word/2024/wordml/sdtformatlock" xmlns:w16se="http://schemas.microsoft.com/office/word/2015/wordml/symex" xmlns:wpg="http://schemas.microsoft.com/office/word/2010/wordprocessingGroup" xmlns:wpi="http://schemas.microsoft.com/office/word/2010/wordprocessingInk" xmlns:wne="http://schemas.microsoft.com/office/word/2006/wordml" xmlns:wps="http://schemas.microsoft.com/office/word/2010/wordprocessingShape" mc:Ignorable="w14 w15 w16se w16cid w16 w16cex w16sdtdh w16sdtfl w16du wp14">
   <w:abstractNum w:abstractNumId="0" w15:restartNumberingAfterBreak="0">
+    <w:nsid w:val="10387496"/>
+    <w:multiLevelType w:val="hybridMultilevel"/>
+    <w:tmpl w:val="F4BC82AA"/>
+    <w:lvl w:ilvl="0" w:tplc="04090001">
+      <w:start w:val="1"/>
+      <w:numFmt w:val="bullet"/>
+      <w:lvlText w:val=""/>
+      <w:lvlJc w:val="left"/>
+      <w:pPr>
+        <w:ind w:left="720" w:hanging="360"/>
+      </w:pPr>
+      <w:rPr>
+        <w:rFonts w:ascii="Symbol" w:hAnsi="Symbol" w:hint="default"/>
+      </w:rPr>
+    </w:lvl>
+    <w:lvl w:ilvl="1" w:tplc="04090003" w:tentative="1">
+      <w:start w:val="1"/>
+      <w:numFmt w:val="bullet"/>
+      <w:lvlText w:val="o"/>
+      <w:lvlJc w:val="left"/>
+      <w:pPr>
+        <w:ind w:left="1440" w:hanging="360"/>
+      </w:pPr>
+      <w:rPr>
+        <w:rFonts w:ascii="Courier New" w:hAnsi="Courier New" w:cs="Courier New" w:hint="default"/>
+      </w:rPr>
+    </w:lvl>
+    <w:lvl w:ilvl="2" w:tplc="04090005" w:tentative="1">
+      <w:start w:val="1"/>
+      <w:numFmt w:val="bullet"/>
+      <w:lvlText w:val=""/>
+      <w:lvlJc w:val="left"/>
+      <w:pPr>
+        <w:ind w:left="2160" w:hanging="360"/>
+      </w:pPr>
+      <w:rPr>
+        <w:rFonts w:ascii="Wingdings" w:hAnsi="Wingdings" w:hint="default"/>
+      </w:rPr>
+    </w:lvl>
+    <w:lvl w:ilvl="3" w:tplc="04090001" w:tentative="1">
+      <w:start w:val="1"/>
+      <w:numFmt w:val="bullet"/>
+      <w:lvlText w:val=""/>
+      <w:lvlJc w:val="left"/>
+      <w:pPr>
+        <w:ind w:left="2880" w:hanging="360"/>
+      </w:pPr>
+      <w:rPr>
+        <w:rFonts w:ascii="Symbol" w:hAnsi="Symbol" w:hint="default"/>
+      </w:rPr>
+    </w:lvl>
+    <w:lvl w:ilvl="4" w:tplc="04090003" w:tentative="1">
+      <w:start w:val="1"/>
+      <w:numFmt w:val="bullet"/>
+      <w:lvlText w:val="o"/>
+      <w:lvlJc w:val="left"/>
+      <w:pPr>
+        <w:ind w:left="3600" w:hanging="360"/>
+      </w:pPr>
+      <w:rPr>
+        <w:rFonts w:ascii="Courier New" w:hAnsi="Courier New" w:cs="Courier New" w:hint="default"/>
+      </w:rPr>
+    </w:lvl>
+    <w:lvl w:ilvl="5" w:tplc="04090005" w:tentative="1">
+      <w:start w:val="1"/>
+      <w:numFmt w:val="bullet"/>
+      <w:lvlText w:val=""/>
+      <w:lvlJc w:val="left"/>
+      <w:pPr>
+        <w:ind w:left="4320" w:hanging="360"/>
+      </w:pPr>
+      <w:rPr>
+        <w:rFonts w:ascii="Wingdings" w:hAnsi="Wingdings" w:hint="default"/>
+      </w:rPr>
+    </w:lvl>
+    <w:lvl w:ilvl="6" w:tplc="04090001" w:tentative="1">
+      <w:start w:val="1"/>
+      <w:numFmt w:val="bullet"/>
+      <w:lvlText w:val=""/>
+      <w:lvlJc w:val="left"/>
+      <w:pPr>
+        <w:ind w:left="5040" w:hanging="360"/>
+      </w:pPr>
+      <w:rPr>
+        <w:rFonts w:ascii="Symbol" w:hAnsi="Symbol" w:hint="default"/>
+      </w:rPr>
+    </w:lvl>
+    <w:lvl w:ilvl="7" w:tplc="04090003" w:tentative="1">
+      <w:start w:val="1"/>
+      <w:numFmt w:val="bullet"/>
+      <w:lvlText w:val="o"/>
+      <w:lvlJc w:val="left"/>
+      <w:pPr>
+        <w:ind w:left="5760" w:hanging="360"/>
+      </w:pPr>
+      <w:rPr>
+        <w:rFonts w:ascii="Courier New" w:hAnsi="Courier New" w:cs="Courier New" w:hint="default"/>
+      </w:rPr>
+    </w:lvl>
+    <w:lvl w:ilvl="8" w:tplc="04090005" w:tentative="1">
+      <w:start w:val="1"/>
+      <w:numFmt w:val="bullet"/>
+      <w:lvlText w:val=""/>
+      <w:lvlJc w:val="left"/>
+      <w:pPr>
+        <w:ind w:left="6480" w:hanging="360"/>
+      </w:pPr>
+      <w:rPr>
+        <w:rFonts w:ascii="Wingdings" w:hAnsi="Wingdings" w:hint="default"/>
+      </w:rPr>
+    </w:lvl>
+  </w:abstractNum>
+  <w:abstractNum w:abstractNumId="1" w15:restartNumberingAfterBreak="0">
+    <w:nsid w:val="120210E8"/>
+    <w:multiLevelType w:val="hybridMultilevel"/>
+    <w:tmpl w:val="9BC67692"/>
+    <w:lvl w:ilvl="0" w:tplc="04090001">
+      <w:start w:val="1"/>
+      <w:numFmt w:val="bullet"/>
+      <w:lvlText w:val=""/>
+      <w:lvlJc w:val="left"/>
+      <w:pPr>
+        <w:ind w:left="1440" w:hanging="360"/>
+      </w:pPr>
+      <w:rPr>
+        <w:rFonts w:ascii="Symbol" w:hAnsi="Symbol" w:hint="default"/>
+      </w:rPr>
+    </w:lvl>
+    <w:lvl w:ilvl="1" w:tplc="04090003" w:tentative="1">
+      <w:start w:val="1"/>
+      <w:numFmt w:val="bullet"/>
+      <w:lvlText w:val="o"/>
+      <w:lvlJc w:val="left"/>
+      <w:pPr>
+        <w:ind w:left="2160" w:hanging="360"/>
+      </w:pPr>
+      <w:rPr>
+        <w:rFonts w:ascii="Courier New" w:hAnsi="Courier New" w:cs="Courier New" w:hint="default"/>
+      </w:rPr>
+    </w:lvl>
+    <w:lvl w:ilvl="2" w:tplc="04090005" w:tentative="1">
+      <w:start w:val="1"/>
+      <w:numFmt w:val="bullet"/>
+      <w:lvlText w:val=""/>
+      <w:lvlJc w:val="left"/>
+      <w:pPr>
+        <w:ind w:left="2880" w:hanging="360"/>
+      </w:pPr>
+      <w:rPr>
+        <w:rFonts w:ascii="Wingdings" w:hAnsi="Wingdings" w:hint="default"/>
+      </w:rPr>
+    </w:lvl>
+    <w:lvl w:ilvl="3" w:tplc="04090001" w:tentative="1">
+      <w:start w:val="1"/>
+      <w:numFmt w:val="bullet"/>
+      <w:lvlText w:val=""/>
+      <w:lvlJc w:val="left"/>
+      <w:pPr>
+        <w:ind w:left="3600" w:hanging="360"/>
+      </w:pPr>
+      <w:rPr>
+        <w:rFonts w:ascii="Symbol" w:hAnsi="Symbol" w:hint="default"/>
+      </w:rPr>
+    </w:lvl>
+    <w:lvl w:ilvl="4" w:tplc="04090003" w:tentative="1">
+      <w:start w:val="1"/>
+      <w:numFmt w:val="bullet"/>
+      <w:lvlText w:val="o"/>
+      <w:lvlJc w:val="left"/>
+      <w:pPr>
+        <w:ind w:left="4320" w:hanging="360"/>
+      </w:pPr>
+      <w:rPr>
+        <w:rFonts w:ascii="Courier New" w:hAnsi="Courier New" w:cs="Courier New" w:hint="default"/>
+      </w:rPr>
+    </w:lvl>
+    <w:lvl w:ilvl="5" w:tplc="04090005" w:tentative="1">
+      <w:start w:val="1"/>
+      <w:numFmt w:val="bullet"/>
+      <w:lvlText w:val=""/>
+      <w:lvlJc w:val="left"/>
+      <w:pPr>
+        <w:ind w:left="5040" w:hanging="360"/>
+      </w:pPr>
+      <w:rPr>
+        <w:rFonts w:ascii="Wingdings" w:hAnsi="Wingdings" w:hint="default"/>
+      </w:rPr>
+    </w:lvl>
+    <w:lvl w:ilvl="6" w:tplc="04090001" w:tentative="1">
+      <w:start w:val="1"/>
+      <w:numFmt w:val="bullet"/>
+      <w:lvlText w:val=""/>
+      <w:lvlJc w:val="left"/>
+      <w:pPr>
+        <w:ind w:left="5760" w:hanging="360"/>
+      </w:pPr>
+      <w:rPr>
+        <w:rFonts w:ascii="Symbol" w:hAnsi="Symbol" w:hint="default"/>
+      </w:rPr>
+    </w:lvl>
+    <w:lvl w:ilvl="7" w:tplc="04090003" w:tentative="1">
+      <w:start w:val="1"/>
+      <w:numFmt w:val="bullet"/>
+      <w:lvlText w:val="o"/>
+      <w:lvlJc w:val="left"/>
+      <w:pPr>
+        <w:ind w:left="6480" w:hanging="360"/>
+      </w:pPr>
+      <w:rPr>
+        <w:rFonts w:ascii="Courier New" w:hAnsi="Courier New" w:cs="Courier New" w:hint="default"/>
+      </w:rPr>
+    </w:lvl>
+    <w:lvl w:ilvl="8" w:tplc="04090005" w:tentative="1">
+      <w:start w:val="1"/>
+      <w:numFmt w:val="bullet"/>
+      <w:lvlText w:val=""/>
+      <w:lvlJc w:val="left"/>
+      <w:pPr>
+        <w:ind w:left="7200" w:hanging="360"/>
+      </w:pPr>
+      <w:rPr>
+        <w:rFonts w:ascii="Wingdings" w:hAnsi="Wingdings" w:hint="default"/>
+      </w:rPr>
+    </w:lvl>
+  </w:abstractNum>
+  <w:abstractNum w:abstractNumId="2" w15:restartNumberingAfterBreak="0">
+    <w:nsid w:val="1BAD728C"/>
+    <w:multiLevelType w:val="hybridMultilevel"/>
+    <w:tmpl w:val="5E984A86"/>
+    <w:lvl w:ilvl="0" w:tplc="04090001">
+      <w:start w:val="1"/>
+      <w:numFmt w:val="bullet"/>
+      <w:lvlText w:val=""/>
+      <w:lvlJc w:val="left"/>
+      <w:pPr>
+        <w:ind w:left="720" w:hanging="360"/>
+      </w:pPr>
+      <w:rPr>
+        <w:rFonts w:ascii="Symbol" w:hAnsi="Symbol" w:hint="default"/>
+      </w:rPr>
+    </w:lvl>
+    <w:lvl w:ilvl="1" w:tplc="04090003" w:tentative="1">
+      <w:start w:val="1"/>
+      <w:numFmt w:val="bullet"/>
+      <w:lvlText w:val="o"/>
+      <w:lvlJc w:val="left"/>
+      <w:pPr>
+        <w:ind w:left="1440" w:hanging="360"/>
+      </w:pPr>
+      <w:rPr>
+        <w:rFonts w:ascii="Courier New" w:hAnsi="Courier New" w:cs="Courier New" w:hint="default"/>
+      </w:rPr>
+    </w:lvl>
+    <w:lvl w:ilvl="2" w:tplc="04090005" w:tentative="1">
+      <w:start w:val="1"/>
+      <w:numFmt w:val="bullet"/>
+      <w:lvlText w:val=""/>
+      <w:lvlJc w:val="left"/>
+      <w:pPr>
+        <w:ind w:left="2160" w:hanging="360"/>
+      </w:pPr>
+      <w:rPr>
+        <w:rFonts w:ascii="Wingdings" w:hAnsi="Wingdings" w:hint="default"/>
+      </w:rPr>
+    </w:lvl>
+    <w:lvl w:ilvl="3" w:tplc="04090001" w:tentative="1">
+      <w:start w:val="1"/>
+      <w:numFmt w:val="bullet"/>
+      <w:lvlText w:val=""/>
+      <w:lvlJc w:val="left"/>
+      <w:pPr>
+        <w:ind w:left="2880" w:hanging="360"/>
+      </w:pPr>
+      <w:rPr>
+        <w:rFonts w:ascii="Symbol" w:hAnsi="Symbol" w:hint="default"/>
+      </w:rPr>
+    </w:lvl>
+    <w:lvl w:ilvl="4" w:tplc="04090003" w:tentative="1">
+      <w:start w:val="1"/>
+      <w:numFmt w:val="bullet"/>
+      <w:lvlText w:val="o"/>
+      <w:lvlJc w:val="left"/>
+      <w:pPr>
+        <w:ind w:left="3600" w:hanging="360"/>
+      </w:pPr>
+      <w:rPr>
+        <w:rFonts w:ascii="Courier New" w:hAnsi="Courier New" w:cs="Courier New" w:hint="default"/>
+      </w:rPr>
+    </w:lvl>
+    <w:lvl w:ilvl="5" w:tplc="04090005" w:tentative="1">
+      <w:start w:val="1"/>
+      <w:numFmt w:val="bullet"/>
+      <w:lvlText w:val=""/>
+      <w:lvlJc w:val="left"/>
+      <w:pPr>
+        <w:ind w:left="4320" w:hanging="360"/>
+      </w:pPr>
+      <w:rPr>
+        <w:rFonts w:ascii="Wingdings" w:hAnsi="Wingdings" w:hint="default"/>
+      </w:rPr>
+    </w:lvl>
+    <w:lvl w:ilvl="6" w:tplc="04090001" w:tentative="1">
+      <w:start w:val="1"/>
+      <w:numFmt w:val="bullet"/>
+      <w:lvlText w:val=""/>
+      <w:lvlJc w:val="left"/>
+      <w:pPr>
+        <w:ind w:left="5040" w:hanging="360"/>
+      </w:pPr>
+      <w:rPr>
+        <w:rFonts w:ascii="Symbol" w:hAnsi="Symbol" w:hint="default"/>
+      </w:rPr>
+    </w:lvl>
+    <w:lvl w:ilvl="7" w:tplc="04090003" w:tentative="1">
+      <w:start w:val="1"/>
+      <w:numFmt w:val="bullet"/>
+      <w:lvlText w:val="o"/>
+      <w:lvlJc w:val="left"/>
+      <w:pPr>
+        <w:ind w:left="5760" w:hanging="360"/>
+      </w:pPr>
+      <w:rPr>
+        <w:rFonts w:ascii="Courier New" w:hAnsi="Courier New" w:cs="Courier New" w:hint="default"/>
+      </w:rPr>
+    </w:lvl>
+    <w:lvl w:ilvl="8" w:tplc="04090005" w:tentative="1">
+      <w:start w:val="1"/>
+      <w:numFmt w:val="bullet"/>
+      <w:lvlText w:val=""/>
+      <w:lvlJc w:val="left"/>
+      <w:pPr>
+        <w:ind w:left="6480" w:hanging="360"/>
+      </w:pPr>
+      <w:rPr>
+        <w:rFonts w:ascii="Wingdings" w:hAnsi="Wingdings" w:hint="default"/>
+      </w:rPr>
+    </w:lvl>
+  </w:abstractNum>
+  <w:abstractNum w:abstractNumId="3" w15:restartNumberingAfterBreak="0">
+    <w:nsid w:val="23360ADC"/>
+    <w:multiLevelType w:val="hybridMultilevel"/>
+    <w:tmpl w:val="75BE5B7C"/>
+    <w:lvl w:ilvl="0" w:tplc="04090001">
+      <w:start w:val="1"/>
+      <w:numFmt w:val="bullet"/>
+      <w:lvlText w:val=""/>
+      <w:lvlJc w:val="left"/>
+      <w:pPr>
+        <w:ind w:left="720" w:hanging="360"/>
+      </w:pPr>
+      <w:rPr>
+        <w:rFonts w:ascii="Symbol" w:hAnsi="Symbol" w:hint="default"/>
+      </w:rPr>
+    </w:lvl>
+    <w:lvl w:ilvl="1" w:tplc="04090003" w:tentative="1">
+      <w:start w:val="1"/>
+      <w:numFmt w:val="bullet"/>
+      <w:lvlText w:val="o"/>
+      <w:lvlJc w:val="left"/>
+      <w:pPr>
+        <w:ind w:left="1440" w:hanging="360"/>
+      </w:pPr>
+      <w:rPr>
+        <w:rFonts w:ascii="Courier New" w:hAnsi="Courier New" w:cs="Courier New" w:hint="default"/>
+      </w:rPr>
+    </w:lvl>
+    <w:lvl w:ilvl="2" w:tplc="04090005" w:tentative="1">
+      <w:start w:val="1"/>
+      <w:numFmt w:val="bullet"/>
+      <w:lvlText w:val=""/>
+      <w:lvlJc w:val="left"/>
+      <w:pPr>
+        <w:ind w:left="2160" w:hanging="360"/>
+      </w:pPr>
+      <w:rPr>
+        <w:rFonts w:ascii="Wingdings" w:hAnsi="Wingdings" w:hint="default"/>
+      </w:rPr>
+    </w:lvl>
+    <w:lvl w:ilvl="3" w:tplc="04090001" w:tentative="1">
+      <w:start w:val="1"/>
+      <w:numFmt w:val="bullet"/>
+      <w:lvlText w:val=""/>
+      <w:lvlJc w:val="left"/>
+      <w:pPr>
+        <w:ind w:left="2880" w:hanging="360"/>
+      </w:pPr>
+      <w:rPr>
+        <w:rFonts w:ascii="Symbol" w:hAnsi="Symbol" w:hint="default"/>
+      </w:rPr>
+    </w:lvl>
+    <w:lvl w:ilvl="4" w:tplc="04090003" w:tentative="1">
+      <w:start w:val="1"/>
+      <w:numFmt w:val="bullet"/>
+      <w:lvlText w:val="o"/>
+      <w:lvlJc w:val="left"/>
+      <w:pPr>
+        <w:ind w:left="3600" w:hanging="360"/>
+      </w:pPr>
+      <w:rPr>
+        <w:rFonts w:ascii="Courier New" w:hAnsi="Courier New" w:cs="Courier New" w:hint="default"/>
+      </w:rPr>
+    </w:lvl>
+    <w:lvl w:ilvl="5" w:tplc="04090005" w:tentative="1">
+      <w:start w:val="1"/>
+      <w:numFmt w:val="bullet"/>
+      <w:lvlText w:val=""/>
+      <w:lvlJc w:val="left"/>
+      <w:pPr>
+        <w:ind w:left="4320" w:hanging="360"/>
+      </w:pPr>
+      <w:rPr>
+        <w:rFonts w:ascii="Wingdings" w:hAnsi="Wingdings" w:hint="default"/>
+      </w:rPr>
+    </w:lvl>
+    <w:lvl w:ilvl="6" w:tplc="04090001" w:tentative="1">
+      <w:start w:val="1"/>
+      <w:numFmt w:val="bullet"/>
+      <w:lvlText w:val=""/>
+      <w:lvlJc w:val="left"/>
+      <w:pPr>
+        <w:ind w:left="5040" w:hanging="360"/>
+      </w:pPr>
+      <w:rPr>
+        <w:rFonts w:ascii="Symbol" w:hAnsi="Symbol" w:hint="default"/>
+      </w:rPr>
+    </w:lvl>
+    <w:lvl w:ilvl="7" w:tplc="04090003" w:tentative="1">
+      <w:start w:val="1"/>
+      <w:numFmt w:val="bullet"/>
+      <w:lvlText w:val="o"/>
+      <w:lvlJc w:val="left"/>
+      <w:pPr>
+        <w:ind w:left="5760" w:hanging="360"/>
+      </w:pPr>
+      <w:rPr>
+        <w:rFonts w:ascii="Courier New" w:hAnsi="Courier New" w:cs="Courier New" w:hint="default"/>
+      </w:rPr>
+    </w:lvl>
+    <w:lvl w:ilvl="8" w:tplc="04090005" w:tentative="1">
+      <w:start w:val="1"/>
+      <w:numFmt w:val="bullet"/>
+      <w:lvlText w:val=""/>
+      <w:lvlJc w:val="left"/>
+      <w:pPr>
+        <w:ind w:left="6480" w:hanging="360"/>
+      </w:pPr>
+      <w:rPr>
+        <w:rFonts w:ascii="Wingdings" w:hAnsi="Wingdings" w:hint="default"/>
+      </w:rPr>
+    </w:lvl>
+  </w:abstractNum>
+  <w:abstractNum w:abstractNumId="4" w15:restartNumberingAfterBreak="0">
+    <w:nsid w:val="24D65D43"/>
+    <w:multiLevelType w:val="hybridMultilevel"/>
+    <w:tmpl w:val="60FC2CE2"/>
+    <w:lvl w:ilvl="0" w:tplc="04090001">
+      <w:start w:val="1"/>
+      <w:numFmt w:val="bullet"/>
+      <w:lvlText w:val=""/>
+      <w:lvlJc w:val="left"/>
+      <w:pPr>
+        <w:ind w:left="720" w:hanging="360"/>
+      </w:pPr>
+      <w:rPr>
+        <w:rFonts w:ascii="Symbol" w:hAnsi="Symbol" w:hint="default"/>
+      </w:rPr>
+    </w:lvl>
+    <w:lvl w:ilvl="1" w:tplc="04090003" w:tentative="1">
+      <w:start w:val="1"/>
+      <w:numFmt w:val="bullet"/>
+      <w:lvlText w:val="o"/>
+      <w:lvlJc w:val="left"/>
+      <w:pPr>
+        <w:ind w:left="1440" w:hanging="360"/>
+      </w:pPr>
+      <w:rPr>
+        <w:rFonts w:ascii="Courier New" w:hAnsi="Courier New" w:cs="Courier New" w:hint="default"/>
+      </w:rPr>
+    </w:lvl>
+    <w:lvl w:ilvl="2" w:tplc="04090005" w:tentative="1">
+      <w:start w:val="1"/>
+      <w:numFmt w:val="bullet"/>
+      <w:lvlText w:val=""/>
+      <w:lvlJc w:val="left"/>
+      <w:pPr>
+        <w:ind w:left="2160" w:hanging="360"/>
+      </w:pPr>
+      <w:rPr>
+        <w:rFonts w:ascii="Wingdings" w:hAnsi="Wingdings" w:hint="default"/>
+      </w:rPr>
+    </w:lvl>
+    <w:lvl w:ilvl="3" w:tplc="04090001" w:tentative="1">
+      <w:start w:val="1"/>
+      <w:numFmt w:val="bullet"/>
+      <w:lvlText w:val=""/>
+      <w:lvlJc w:val="left"/>
+      <w:pPr>
+        <w:ind w:left="2880" w:hanging="360"/>
+      </w:pPr>
+      <w:rPr>
+        <w:rFonts w:ascii="Symbol" w:hAnsi="Symbol" w:hint="default"/>
+      </w:rPr>
+    </w:lvl>
+    <w:lvl w:ilvl="4" w:tplc="04090003" w:tentative="1">
+      <w:start w:val="1"/>
+      <w:numFmt w:val="bullet"/>
+      <w:lvlText w:val="o"/>
+      <w:lvlJc w:val="left"/>
+      <w:pPr>
+        <w:ind w:left="3600" w:hanging="360"/>
+      </w:pPr>
+      <w:rPr>
+        <w:rFonts w:ascii="Courier New" w:hAnsi="Courier New" w:cs="Courier New" w:hint="default"/>
+      </w:rPr>
+    </w:lvl>
+    <w:lvl w:ilvl="5" w:tplc="04090005" w:tentative="1">
+      <w:start w:val="1"/>
+      <w:numFmt w:val="bullet"/>
+      <w:lvlText w:val=""/>
+      <w:lvlJc w:val="left"/>
+      <w:pPr>
+        <w:ind w:left="4320" w:hanging="360"/>
+      </w:pPr>
+      <w:rPr>
+        <w:rFonts w:ascii="Wingdings" w:hAnsi="Wingdings" w:hint="default"/>
+      </w:rPr>
+    </w:lvl>
+    <w:lvl w:ilvl="6" w:tplc="04090001" w:tentative="1">
+      <w:start w:val="1"/>
+      <w:numFmt w:val="bullet"/>
+      <w:lvlText w:val=""/>
+      <w:lvlJc w:val="left"/>
+      <w:pPr>
+        <w:ind w:left="5040" w:hanging="360"/>
+      </w:pPr>
+      <w:rPr>
+        <w:rFonts w:ascii="Symbol" w:hAnsi="Symbol" w:hint="default"/>
+      </w:rPr>
+    </w:lvl>
+    <w:lvl w:ilvl="7" w:tplc="04090003" w:tentative="1">
+      <w:start w:val="1"/>
+      <w:numFmt w:val="bullet"/>
+      <w:lvlText w:val="o"/>
+      <w:lvlJc w:val="left"/>
+      <w:pPr>
+        <w:ind w:left="5760" w:hanging="360"/>
+      </w:pPr>
+      <w:rPr>
+        <w:rFonts w:ascii="Courier New" w:hAnsi="Courier New" w:cs="Courier New" w:hint="default"/>
+      </w:rPr>
+    </w:lvl>
+    <w:lvl w:ilvl="8" w:tplc="04090005" w:tentative="1">
+      <w:start w:val="1"/>
+      <w:numFmt w:val="bullet"/>
+      <w:lvlText w:val=""/>
+      <w:lvlJc w:val="left"/>
+      <w:pPr>
+        <w:ind w:left="6480" w:hanging="360"/>
+      </w:pPr>
+      <w:rPr>
+        <w:rFonts w:ascii="Wingdings" w:hAnsi="Wingdings" w:hint="default"/>
+      </w:rPr>
+    </w:lvl>
+  </w:abstractNum>
+  <w:abstractNum w:abstractNumId="5" w15:restartNumberingAfterBreak="0">
+    <w:nsid w:val="2E1A528F"/>
+    <w:multiLevelType w:val="hybridMultilevel"/>
+    <w:tmpl w:val="E4146C66"/>
+    <w:lvl w:ilvl="0" w:tplc="04090001">
+      <w:start w:val="1"/>
+      <w:numFmt w:val="bullet"/>
+      <w:lvlText w:val=""/>
+      <w:lvlJc w:val="left"/>
+      <w:pPr>
+        <w:ind w:left="1440" w:hanging="360"/>
+      </w:pPr>
+      <w:rPr>
+        <w:rFonts w:ascii="Symbol" w:hAnsi="Symbol" w:hint="default"/>
+      </w:rPr>
+    </w:lvl>
+    <w:lvl w:ilvl="1" w:tplc="04090003" w:tentative="1">
+      <w:start w:val="1"/>
+      <w:numFmt w:val="bullet"/>
+      <w:lvlText w:val="o"/>
+      <w:lvlJc w:val="left"/>
+      <w:pPr>
+        <w:ind w:left="2160" w:hanging="360"/>
+      </w:pPr>
+      <w:rPr>
+        <w:rFonts w:ascii="Courier New" w:hAnsi="Courier New" w:cs="Courier New" w:hint="default"/>
+      </w:rPr>
+    </w:lvl>
+    <w:lvl w:ilvl="2" w:tplc="04090005" w:tentative="1">
+      <w:start w:val="1"/>
+      <w:numFmt w:val="bullet"/>
+      <w:lvlText w:val=""/>
+      <w:lvlJc w:val="left"/>
+      <w:pPr>
+        <w:ind w:left="2880" w:hanging="360"/>
+      </w:pPr>
+      <w:rPr>
+        <w:rFonts w:ascii="Wingdings" w:hAnsi="Wingdings" w:hint="default"/>
+      </w:rPr>
+    </w:lvl>
+    <w:lvl w:ilvl="3" w:tplc="04090001" w:tentative="1">
+      <w:start w:val="1"/>
+      <w:numFmt w:val="bullet"/>
+      <w:lvlText w:val=""/>
+      <w:lvlJc w:val="left"/>
+      <w:pPr>
+        <w:ind w:left="3600" w:hanging="360"/>
+      </w:pPr>
+      <w:rPr>
+        <w:rFonts w:ascii="Symbol" w:hAnsi="Symbol" w:hint="default"/>
+      </w:rPr>
+    </w:lvl>
+    <w:lvl w:ilvl="4" w:tplc="04090003" w:tentative="1">
+      <w:start w:val="1"/>
+      <w:numFmt w:val="bullet"/>
+      <w:lvlText w:val="o"/>
+      <w:lvlJc w:val="left"/>
+      <w:pPr>
+        <w:ind w:left="4320" w:hanging="360"/>
+      </w:pPr>
+      <w:rPr>
+        <w:rFonts w:ascii="Courier New" w:hAnsi="Courier New" w:cs="Courier New" w:hint="default"/>
+      </w:rPr>
+    </w:lvl>
+    <w:lvl w:ilvl="5" w:tplc="04090005" w:tentative="1">
+      <w:start w:val="1"/>
+      <w:numFmt w:val="bullet"/>
+      <w:lvlText w:val=""/>
+      <w:lvlJc w:val="left"/>
+      <w:pPr>
+        <w:ind w:left="5040" w:hanging="360"/>
+      </w:pPr>
+      <w:rPr>
+        <w:rFonts w:ascii="Wingdings" w:hAnsi="Wingdings" w:hint="default"/>
+      </w:rPr>
+    </w:lvl>
+    <w:lvl w:ilvl="6" w:tplc="04090001" w:tentative="1">
+      <w:start w:val="1"/>
+      <w:numFmt w:val="bullet"/>
+      <w:lvlText w:val=""/>
+      <w:lvlJc w:val="left"/>
+      <w:pPr>
+        <w:ind w:left="5760" w:hanging="360"/>
+      </w:pPr>
+      <w:rPr>
+        <w:rFonts w:ascii="Symbol" w:hAnsi="Symbol" w:hint="default"/>
+      </w:rPr>
+    </w:lvl>
+    <w:lvl w:ilvl="7" w:tplc="04090003" w:tentative="1">
+      <w:start w:val="1"/>
+      <w:numFmt w:val="bullet"/>
+      <w:lvlText w:val="o"/>
+      <w:lvlJc w:val="left"/>
+      <w:pPr>
+        <w:ind w:left="6480" w:hanging="360"/>
+      </w:pPr>
+      <w:rPr>
+        <w:rFonts w:ascii="Courier New" w:hAnsi="Courier New" w:cs="Courier New" w:hint="default"/>
+      </w:rPr>
+    </w:lvl>
+    <w:lvl w:ilvl="8" w:tplc="04090005" w:tentative="1">
+      <w:start w:val="1"/>
+      <w:numFmt w:val="bullet"/>
+      <w:lvlText w:val=""/>
+      <w:lvlJc w:val="left"/>
+      <w:pPr>
+        <w:ind w:left="7200" w:hanging="360"/>
+      </w:pPr>
+      <w:rPr>
+        <w:rFonts w:ascii="Wingdings" w:hAnsi="Wingdings" w:hint="default"/>
+      </w:rPr>
+    </w:lvl>
+  </w:abstractNum>
+  <w:abstractNum w:abstractNumId="6" w15:restartNumberingAfterBreak="0">
+    <w:nsid w:val="33C95A36"/>
+    <w:multiLevelType w:val="hybridMultilevel"/>
+    <w:tmpl w:val="2F2CF954"/>
+    <w:lvl w:ilvl="0" w:tplc="04090001">
+      <w:start w:val="1"/>
+      <w:numFmt w:val="bullet"/>
+      <w:lvlText w:val=""/>
+      <w:lvlJc w:val="left"/>
+      <w:pPr>
+        <w:ind w:left="1440" w:hanging="360"/>
+      </w:pPr>
+      <w:rPr>
+        <w:rFonts w:ascii="Symbol" w:hAnsi="Symbol" w:hint="default"/>
+      </w:rPr>
+    </w:lvl>
+    <w:lvl w:ilvl="1" w:tplc="04090003" w:tentative="1">
+      <w:start w:val="1"/>
+      <w:numFmt w:val="bullet"/>
+      <w:lvlText w:val="o"/>
+      <w:lvlJc w:val="left"/>
+      <w:pPr>
+        <w:ind w:left="2160" w:hanging="360"/>
+      </w:pPr>
+      <w:rPr>
+        <w:rFonts w:ascii="Courier New" w:hAnsi="Courier New" w:cs="Courier New" w:hint="default"/>
+      </w:rPr>
+    </w:lvl>
+    <w:lvl w:ilvl="2" w:tplc="04090005" w:tentative="1">
+      <w:start w:val="1"/>
+      <w:numFmt w:val="bullet"/>
+      <w:lvlText w:val=""/>
+      <w:lvlJc w:val="left"/>
+      <w:pPr>
+        <w:ind w:left="2880" w:hanging="360"/>
+      </w:pPr>
+      <w:rPr>
+        <w:rFonts w:ascii="Wingdings" w:hAnsi="Wingdings" w:hint="default"/>
+      </w:rPr>
+    </w:lvl>
+    <w:lvl w:ilvl="3" w:tplc="04090001" w:tentative="1">
+      <w:start w:val="1"/>
+      <w:numFmt w:val="bullet"/>
+      <w:lvlText w:val=""/>
+      <w:lvlJc w:val="left"/>
+      <w:pPr>
+        <w:ind w:left="3600" w:hanging="360"/>
+      </w:pPr>
+      <w:rPr>
+        <w:rFonts w:ascii="Symbol" w:hAnsi="Symbol" w:hint="default"/>
+      </w:rPr>
+    </w:lvl>
+    <w:lvl w:ilvl="4" w:tplc="04090003" w:tentative="1">
+      <w:start w:val="1"/>
+      <w:numFmt w:val="bullet"/>
+      <w:lvlText w:val="o"/>
+      <w:lvlJc w:val="left"/>
+      <w:pPr>
+        <w:ind w:left="4320" w:hanging="360"/>
+      </w:pPr>
+      <w:rPr>
+        <w:rFonts w:ascii="Courier New" w:hAnsi="Courier New" w:cs="Courier New" w:hint="default"/>
+      </w:rPr>
+    </w:lvl>
+    <w:lvl w:ilvl="5" w:tplc="04090005" w:tentative="1">
+      <w:start w:val="1"/>
+      <w:numFmt w:val="bullet"/>
+      <w:lvlText w:val=""/>
+      <w:lvlJc w:val="left"/>
+      <w:pPr>
+        <w:ind w:left="5040" w:hanging="360"/>
+      </w:pPr>
+      <w:rPr>
+        <w:rFonts w:ascii="Wingdings" w:hAnsi="Wingdings" w:hint="default"/>
+      </w:rPr>
+    </w:lvl>
+    <w:lvl w:ilvl="6" w:tplc="04090001" w:tentative="1">
+      <w:start w:val="1"/>
+      <w:numFmt w:val="bullet"/>
+      <w:lvlText w:val=""/>
+      <w:lvlJc w:val="left"/>
+      <w:pPr>
+        <w:ind w:left="5760" w:hanging="360"/>
+      </w:pPr>
+      <w:rPr>
+        <w:rFonts w:ascii="Symbol" w:hAnsi="Symbol" w:hint="default"/>
+      </w:rPr>
+    </w:lvl>
+    <w:lvl w:ilvl="7" w:tplc="04090003" w:tentative="1">
+      <w:start w:val="1"/>
+      <w:numFmt w:val="bullet"/>
+      <w:lvlText w:val="o"/>
+      <w:lvlJc w:val="left"/>
+      <w:pPr>
+        <w:ind w:left="6480" w:hanging="360"/>
+      </w:pPr>
+      <w:rPr>
+        <w:rFonts w:ascii="Courier New" w:hAnsi="Courier New" w:cs="Courier New" w:hint="default"/>
+      </w:rPr>
+    </w:lvl>
+    <w:lvl w:ilvl="8" w:tplc="04090005" w:tentative="1">
+      <w:start w:val="1"/>
+      <w:numFmt w:val="bullet"/>
+      <w:lvlText w:val=""/>
+      <w:lvlJc w:val="left"/>
+      <w:pPr>
+        <w:ind w:left="7200" w:hanging="360"/>
+      </w:pPr>
+      <w:rPr>
+        <w:rFonts w:ascii="Wingdings" w:hAnsi="Wingdings" w:hint="default"/>
+      </w:rPr>
+    </w:lvl>
+  </w:abstractNum>
+  <w:abstractNum w:abstractNumId="7" w15:restartNumberingAfterBreak="0">
+    <w:nsid w:val="3BCD7405"/>
+    <w:multiLevelType w:val="hybridMultilevel"/>
+    <w:tmpl w:val="859AD3CA"/>
+    <w:lvl w:ilvl="0" w:tplc="0409000F">
+      <w:start w:val="1"/>
+      <w:numFmt w:val="decimal"/>
+      <w:lvlText w:val="%1."/>
+      <w:lvlJc w:val="left"/>
+      <w:pPr>
+        <w:ind w:left="720" w:hanging="360"/>
+      </w:pPr>
+      <w:rPr>
+        <w:rFonts w:hint="default"/>
+      </w:rPr>
+    </w:lvl>
+    <w:lvl w:ilvl="1" w:tplc="04090019" w:tentative="1">
+      <w:start w:val="1"/>
+      <w:numFmt w:val="lowerLetter"/>
+      <w:lvlText w:val="%2."/>
+      <w:lvlJc w:val="left"/>
+      <w:pPr>
+        <w:ind w:left="1440" w:hanging="360"/>
+      </w:pPr>
+    </w:lvl>
+    <w:lvl w:ilvl="2" w:tplc="0409001B" w:tentative="1">
+      <w:start w:val="1"/>
+      <w:numFmt w:val="lowerRoman"/>
+      <w:lvlText w:val="%3."/>
+      <w:lvlJc w:val="right"/>
+      <w:pPr>
+        <w:ind w:left="2160" w:hanging="180"/>
+      </w:pPr>
+    </w:lvl>
+    <w:lvl w:ilvl="3" w:tplc="0409000F" w:tentative="1">
+      <w:start w:val="1"/>
+      <w:numFmt w:val="decimal"/>
+      <w:lvlText w:val="%4."/>
+      <w:lvlJc w:val="left"/>
+      <w:pPr>
+        <w:ind w:left="2880" w:hanging="360"/>
+      </w:pPr>
+    </w:lvl>
+    <w:lvl w:ilvl="4" w:tplc="04090019" w:tentative="1">
+      <w:start w:val="1"/>
+      <w:numFmt w:val="lowerLetter"/>
+      <w:lvlText w:val="%5."/>
+      <w:lvlJc w:val="left"/>
+      <w:pPr>
+        <w:ind w:left="3600" w:hanging="360"/>
+      </w:pPr>
+    </w:lvl>
+    <w:lvl w:ilvl="5" w:tplc="0409001B" w:tentative="1">
+      <w:start w:val="1"/>
+      <w:numFmt w:val="lowerRoman"/>
+      <w:lvlText w:val="%6."/>
+      <w:lvlJc w:val="right"/>
+      <w:pPr>
+        <w:ind w:left="4320" w:hanging="180"/>
+      </w:pPr>
+    </w:lvl>
+    <w:lvl w:ilvl="6" w:tplc="0409000F" w:tentative="1">
+      <w:start w:val="1"/>
+      <w:numFmt w:val="decimal"/>
+      <w:lvlText w:val="%7."/>
+      <w:lvlJc w:val="left"/>
+      <w:pPr>
+        <w:ind w:left="5040" w:hanging="360"/>
+      </w:pPr>
+    </w:lvl>
+    <w:lvl w:ilvl="7" w:tplc="04090019" w:tentative="1">
+      <w:start w:val="1"/>
+      <w:numFmt w:val="lowerLetter"/>
+      <w:lvlText w:val="%8."/>
+      <w:lvlJc w:val="left"/>
+      <w:pPr>
+        <w:ind w:left="5760" w:hanging="360"/>
+      </w:pPr>
+    </w:lvl>
+    <w:lvl w:ilvl="8" w:tplc="0409001B" w:tentative="1">
+      <w:start w:val="1"/>
+      <w:numFmt w:val="lowerRoman"/>
+      <w:lvlText w:val="%9."/>
+      <w:lvlJc w:val="right"/>
+      <w:pPr>
+        <w:ind w:left="6480" w:hanging="180"/>
+      </w:pPr>
+    </w:lvl>
+  </w:abstractNum>
+  <w:abstractNum w:abstractNumId="8" w15:restartNumberingAfterBreak="0">
     <w:nsid w:val="3FCB0FA0"/>
     <w:multiLevelType w:val="hybridMultilevel"/>
     <w:tmpl w:val="3F645032"/>
@@ -490,7 +2426,518 @@
       </w:rPr>
     </w:lvl>
   </w:abstractNum>
-  <w:abstractNum w:abstractNumId="1" w15:restartNumberingAfterBreak="0">
+  <w:abstractNum w:abstractNumId="9" w15:restartNumberingAfterBreak="0">
+    <w:nsid w:val="46B550B4"/>
+    <w:multiLevelType w:val="hybridMultilevel"/>
+    <w:tmpl w:val="83DC35CA"/>
+    <w:lvl w:ilvl="0" w:tplc="0409000F">
+      <w:start w:val="1"/>
+      <w:numFmt w:val="decimal"/>
+      <w:lvlText w:val="%1."/>
+      <w:lvlJc w:val="left"/>
+      <w:pPr>
+        <w:ind w:left="720" w:hanging="360"/>
+      </w:pPr>
+    </w:lvl>
+    <w:lvl w:ilvl="1" w:tplc="04090019" w:tentative="1">
+      <w:start w:val="1"/>
+      <w:numFmt w:val="lowerLetter"/>
+      <w:lvlText w:val="%2."/>
+      <w:lvlJc w:val="left"/>
+      <w:pPr>
+        <w:ind w:left="1440" w:hanging="360"/>
+      </w:pPr>
+    </w:lvl>
+    <w:lvl w:ilvl="2" w:tplc="0409001B" w:tentative="1">
+      <w:start w:val="1"/>
+      <w:numFmt w:val="lowerRoman"/>
+      <w:lvlText w:val="%3."/>
+      <w:lvlJc w:val="right"/>
+      <w:pPr>
+        <w:ind w:left="2160" w:hanging="180"/>
+      </w:pPr>
+    </w:lvl>
+    <w:lvl w:ilvl="3" w:tplc="0409000F" w:tentative="1">
+      <w:start w:val="1"/>
+      <w:numFmt w:val="decimal"/>
+      <w:lvlText w:val="%4."/>
+      <w:lvlJc w:val="left"/>
+      <w:pPr>
+        <w:ind w:left="2880" w:hanging="360"/>
+      </w:pPr>
+    </w:lvl>
+    <w:lvl w:ilvl="4" w:tplc="04090019" w:tentative="1">
+      <w:start w:val="1"/>
+      <w:numFmt w:val="lowerLetter"/>
+      <w:lvlText w:val="%5."/>
+      <w:lvlJc w:val="left"/>
+      <w:pPr>
+        <w:ind w:left="3600" w:hanging="360"/>
+      </w:pPr>
+    </w:lvl>
+    <w:lvl w:ilvl="5" w:tplc="0409001B" w:tentative="1">
+      <w:start w:val="1"/>
+      <w:numFmt w:val="lowerRoman"/>
+      <w:lvlText w:val="%6."/>
+      <w:lvlJc w:val="right"/>
+      <w:pPr>
+        <w:ind w:left="4320" w:hanging="180"/>
+      </w:pPr>
+    </w:lvl>
+    <w:lvl w:ilvl="6" w:tplc="0409000F" w:tentative="1">
+      <w:start w:val="1"/>
+      <w:numFmt w:val="decimal"/>
+      <w:lvlText w:val="%7."/>
+      <w:lvlJc w:val="left"/>
+      <w:pPr>
+        <w:ind w:left="5040" w:hanging="360"/>
+      </w:pPr>
+    </w:lvl>
+    <w:lvl w:ilvl="7" w:tplc="04090019" w:tentative="1">
+      <w:start w:val="1"/>
+      <w:numFmt w:val="lowerLetter"/>
+      <w:lvlText w:val="%8."/>
+      <w:lvlJc w:val="left"/>
+      <w:pPr>
+        <w:ind w:left="5760" w:hanging="360"/>
+      </w:pPr>
+    </w:lvl>
+    <w:lvl w:ilvl="8" w:tplc="0409001B" w:tentative="1">
+      <w:start w:val="1"/>
+      <w:numFmt w:val="lowerRoman"/>
+      <w:lvlText w:val="%9."/>
+      <w:lvlJc w:val="right"/>
+      <w:pPr>
+        <w:ind w:left="6480" w:hanging="180"/>
+      </w:pPr>
+    </w:lvl>
+  </w:abstractNum>
+  <w:abstractNum w:abstractNumId="10" w15:restartNumberingAfterBreak="0">
+    <w:nsid w:val="4AF438B7"/>
+    <w:multiLevelType w:val="hybridMultilevel"/>
+    <w:tmpl w:val="2032760C"/>
+    <w:lvl w:ilvl="0" w:tplc="04090001">
+      <w:start w:val="1"/>
+      <w:numFmt w:val="bullet"/>
+      <w:lvlText w:val=""/>
+      <w:lvlJc w:val="left"/>
+      <w:pPr>
+        <w:ind w:left="1440" w:hanging="360"/>
+      </w:pPr>
+      <w:rPr>
+        <w:rFonts w:ascii="Symbol" w:hAnsi="Symbol" w:hint="default"/>
+      </w:rPr>
+    </w:lvl>
+    <w:lvl w:ilvl="1" w:tplc="04090003" w:tentative="1">
+      <w:start w:val="1"/>
+      <w:numFmt w:val="bullet"/>
+      <w:lvlText w:val="o"/>
+      <w:lvlJc w:val="left"/>
+      <w:pPr>
+        <w:ind w:left="2160" w:hanging="360"/>
+      </w:pPr>
+      <w:rPr>
+        <w:rFonts w:ascii="Courier New" w:hAnsi="Courier New" w:cs="Courier New" w:hint="default"/>
+      </w:rPr>
+    </w:lvl>
+    <w:lvl w:ilvl="2" w:tplc="04090005" w:tentative="1">
+      <w:start w:val="1"/>
+      <w:numFmt w:val="bullet"/>
+      <w:lvlText w:val=""/>
+      <w:lvlJc w:val="left"/>
+      <w:pPr>
+        <w:ind w:left="2880" w:hanging="360"/>
+      </w:pPr>
+      <w:rPr>
+        <w:rFonts w:ascii="Wingdings" w:hAnsi="Wingdings" w:hint="default"/>
+      </w:rPr>
+    </w:lvl>
+    <w:lvl w:ilvl="3" w:tplc="04090001" w:tentative="1">
+      <w:start w:val="1"/>
+      <w:numFmt w:val="bullet"/>
+      <w:lvlText w:val=""/>
+      <w:lvlJc w:val="left"/>
+      <w:pPr>
+        <w:ind w:left="3600" w:hanging="360"/>
+      </w:pPr>
+      <w:rPr>
+        <w:rFonts w:ascii="Symbol" w:hAnsi="Symbol" w:hint="default"/>
+      </w:rPr>
+    </w:lvl>
+    <w:lvl w:ilvl="4" w:tplc="04090003" w:tentative="1">
+      <w:start w:val="1"/>
+      <w:numFmt w:val="bullet"/>
+      <w:lvlText w:val="o"/>
+      <w:lvlJc w:val="left"/>
+      <w:pPr>
+        <w:ind w:left="4320" w:hanging="360"/>
+      </w:pPr>
+      <w:rPr>
+        <w:rFonts w:ascii="Courier New" w:hAnsi="Courier New" w:cs="Courier New" w:hint="default"/>
+      </w:rPr>
+    </w:lvl>
+    <w:lvl w:ilvl="5" w:tplc="04090005" w:tentative="1">
+      <w:start w:val="1"/>
+      <w:numFmt w:val="bullet"/>
+      <w:lvlText w:val=""/>
+      <w:lvlJc w:val="left"/>
+      <w:pPr>
+        <w:ind w:left="5040" w:hanging="360"/>
+      </w:pPr>
+      <w:rPr>
+        <w:rFonts w:ascii="Wingdings" w:hAnsi="Wingdings" w:hint="default"/>
+      </w:rPr>
+    </w:lvl>
+    <w:lvl w:ilvl="6" w:tplc="04090001" w:tentative="1">
+      <w:start w:val="1"/>
+      <w:numFmt w:val="bullet"/>
+      <w:lvlText w:val=""/>
+      <w:lvlJc w:val="left"/>
+      <w:pPr>
+        <w:ind w:left="5760" w:hanging="360"/>
+      </w:pPr>
+      <w:rPr>
+        <w:rFonts w:ascii="Symbol" w:hAnsi="Symbol" w:hint="default"/>
+      </w:rPr>
+    </w:lvl>
+    <w:lvl w:ilvl="7" w:tplc="04090003" w:tentative="1">
+      <w:start w:val="1"/>
+      <w:numFmt w:val="bullet"/>
+      <w:lvlText w:val="o"/>
+      <w:lvlJc w:val="left"/>
+      <w:pPr>
+        <w:ind w:left="6480" w:hanging="360"/>
+      </w:pPr>
+      <w:rPr>
+        <w:rFonts w:ascii="Courier New" w:hAnsi="Courier New" w:cs="Courier New" w:hint="default"/>
+      </w:rPr>
+    </w:lvl>
+    <w:lvl w:ilvl="8" w:tplc="04090005" w:tentative="1">
+      <w:start w:val="1"/>
+      <w:numFmt w:val="bullet"/>
+      <w:lvlText w:val=""/>
+      <w:lvlJc w:val="left"/>
+      <w:pPr>
+        <w:ind w:left="7200" w:hanging="360"/>
+      </w:pPr>
+      <w:rPr>
+        <w:rFonts w:ascii="Wingdings" w:hAnsi="Wingdings" w:hint="default"/>
+      </w:rPr>
+    </w:lvl>
+  </w:abstractNum>
+  <w:abstractNum w:abstractNumId="11" w15:restartNumberingAfterBreak="0">
+    <w:nsid w:val="4B34455C"/>
+    <w:multiLevelType w:val="hybridMultilevel"/>
+    <w:tmpl w:val="14B26156"/>
+    <w:lvl w:ilvl="0" w:tplc="0409000F">
+      <w:start w:val="1"/>
+      <w:numFmt w:val="decimal"/>
+      <w:lvlText w:val="%1."/>
+      <w:lvlJc w:val="left"/>
+      <w:pPr>
+        <w:ind w:left="720" w:hanging="360"/>
+      </w:pPr>
+    </w:lvl>
+    <w:lvl w:ilvl="1" w:tplc="04090019" w:tentative="1">
+      <w:start w:val="1"/>
+      <w:numFmt w:val="lowerLetter"/>
+      <w:lvlText w:val="%2."/>
+      <w:lvlJc w:val="left"/>
+      <w:pPr>
+        <w:ind w:left="1440" w:hanging="360"/>
+      </w:pPr>
+    </w:lvl>
+    <w:lvl w:ilvl="2" w:tplc="0409001B" w:tentative="1">
+      <w:start w:val="1"/>
+      <w:numFmt w:val="lowerRoman"/>
+      <w:lvlText w:val="%3."/>
+      <w:lvlJc w:val="right"/>
+      <w:pPr>
+        <w:ind w:left="2160" w:hanging="180"/>
+      </w:pPr>
+    </w:lvl>
+    <w:lvl w:ilvl="3" w:tplc="0409000F" w:tentative="1">
+      <w:start w:val="1"/>
+      <w:numFmt w:val="decimal"/>
+      <w:lvlText w:val="%4."/>
+      <w:lvlJc w:val="left"/>
+      <w:pPr>
+        <w:ind w:left="2880" w:hanging="360"/>
+      </w:pPr>
+    </w:lvl>
+    <w:lvl w:ilvl="4" w:tplc="04090019" w:tentative="1">
+      <w:start w:val="1"/>
+      <w:numFmt w:val="lowerLetter"/>
+      <w:lvlText w:val="%5."/>
+      <w:lvlJc w:val="left"/>
+      <w:pPr>
+        <w:ind w:left="3600" w:hanging="360"/>
+      </w:pPr>
+    </w:lvl>
+    <w:lvl w:ilvl="5" w:tplc="0409001B" w:tentative="1">
+      <w:start w:val="1"/>
+      <w:numFmt w:val="lowerRoman"/>
+      <w:lvlText w:val="%6."/>
+      <w:lvlJc w:val="right"/>
+      <w:pPr>
+        <w:ind w:left="4320" w:hanging="180"/>
+      </w:pPr>
+    </w:lvl>
+    <w:lvl w:ilvl="6" w:tplc="0409000F" w:tentative="1">
+      <w:start w:val="1"/>
+      <w:numFmt w:val="decimal"/>
+      <w:lvlText w:val="%7."/>
+      <w:lvlJc w:val="left"/>
+      <w:pPr>
+        <w:ind w:left="5040" w:hanging="360"/>
+      </w:pPr>
+    </w:lvl>
+    <w:lvl w:ilvl="7" w:tplc="04090019" w:tentative="1">
+      <w:start w:val="1"/>
+      <w:numFmt w:val="lowerLetter"/>
+      <w:lvlText w:val="%8."/>
+      <w:lvlJc w:val="left"/>
+      <w:pPr>
+        <w:ind w:left="5760" w:hanging="360"/>
+      </w:pPr>
+    </w:lvl>
+    <w:lvl w:ilvl="8" w:tplc="0409001B" w:tentative="1">
+      <w:start w:val="1"/>
+      <w:numFmt w:val="lowerRoman"/>
+      <w:lvlText w:val="%9."/>
+      <w:lvlJc w:val="right"/>
+      <w:pPr>
+        <w:ind w:left="6480" w:hanging="180"/>
+      </w:pPr>
+    </w:lvl>
+  </w:abstractNum>
+  <w:abstractNum w:abstractNumId="12" w15:restartNumberingAfterBreak="0">
+    <w:nsid w:val="5C480576"/>
+    <w:multiLevelType w:val="hybridMultilevel"/>
+    <w:tmpl w:val="555AF4CC"/>
+    <w:lvl w:ilvl="0" w:tplc="04090001">
+      <w:start w:val="1"/>
+      <w:numFmt w:val="bullet"/>
+      <w:lvlText w:val=""/>
+      <w:lvlJc w:val="left"/>
+      <w:pPr>
+        <w:ind w:left="1440" w:hanging="360"/>
+      </w:pPr>
+      <w:rPr>
+        <w:rFonts w:ascii="Symbol" w:hAnsi="Symbol" w:hint="default"/>
+      </w:rPr>
+    </w:lvl>
+    <w:lvl w:ilvl="1" w:tplc="04090003" w:tentative="1">
+      <w:start w:val="1"/>
+      <w:numFmt w:val="bullet"/>
+      <w:lvlText w:val="o"/>
+      <w:lvlJc w:val="left"/>
+      <w:pPr>
+        <w:ind w:left="2160" w:hanging="360"/>
+      </w:pPr>
+      <w:rPr>
+        <w:rFonts w:ascii="Courier New" w:hAnsi="Courier New" w:cs="Courier New" w:hint="default"/>
+      </w:rPr>
+    </w:lvl>
+    <w:lvl w:ilvl="2" w:tplc="04090005" w:tentative="1">
+      <w:start w:val="1"/>
+      <w:numFmt w:val="bullet"/>
+      <w:lvlText w:val=""/>
+      <w:lvlJc w:val="left"/>
+      <w:pPr>
+        <w:ind w:left="2880" w:hanging="360"/>
+      </w:pPr>
+      <w:rPr>
+        <w:rFonts w:ascii="Wingdings" w:hAnsi="Wingdings" w:hint="default"/>
+      </w:rPr>
+    </w:lvl>
+    <w:lvl w:ilvl="3" w:tplc="04090001" w:tentative="1">
+      <w:start w:val="1"/>
+      <w:numFmt w:val="bullet"/>
+      <w:lvlText w:val=""/>
+      <w:lvlJc w:val="left"/>
+      <w:pPr>
+        <w:ind w:left="3600" w:hanging="360"/>
+      </w:pPr>
+      <w:rPr>
+        <w:rFonts w:ascii="Symbol" w:hAnsi="Symbol" w:hint="default"/>
+      </w:rPr>
+    </w:lvl>
+    <w:lvl w:ilvl="4" w:tplc="04090003" w:tentative="1">
+      <w:start w:val="1"/>
+      <w:numFmt w:val="bullet"/>
+      <w:lvlText w:val="o"/>
+      <w:lvlJc w:val="left"/>
+      <w:pPr>
+        <w:ind w:left="4320" w:hanging="360"/>
+      </w:pPr>
+      <w:rPr>
+        <w:rFonts w:ascii="Courier New" w:hAnsi="Courier New" w:cs="Courier New" w:hint="default"/>
+      </w:rPr>
+    </w:lvl>
+    <w:lvl w:ilvl="5" w:tplc="04090005" w:tentative="1">
+      <w:start w:val="1"/>
+      <w:numFmt w:val="bullet"/>
+      <w:lvlText w:val=""/>
+      <w:lvlJc w:val="left"/>
+      <w:pPr>
+        <w:ind w:left="5040" w:hanging="360"/>
+      </w:pPr>
+      <w:rPr>
+        <w:rFonts w:ascii="Wingdings" w:hAnsi="Wingdings" w:hint="default"/>
+      </w:rPr>
+    </w:lvl>
+    <w:lvl w:ilvl="6" w:tplc="04090001" w:tentative="1">
+      <w:start w:val="1"/>
+      <w:numFmt w:val="bullet"/>
+      <w:lvlText w:val=""/>
+      <w:lvlJc w:val="left"/>
+      <w:pPr>
+        <w:ind w:left="5760" w:hanging="360"/>
+      </w:pPr>
+      <w:rPr>
+        <w:rFonts w:ascii="Symbol" w:hAnsi="Symbol" w:hint="default"/>
+      </w:rPr>
+    </w:lvl>
+    <w:lvl w:ilvl="7" w:tplc="04090003" w:tentative="1">
+      <w:start w:val="1"/>
+      <w:numFmt w:val="bullet"/>
+      <w:lvlText w:val="o"/>
+      <w:lvlJc w:val="left"/>
+      <w:pPr>
+        <w:ind w:left="6480" w:hanging="360"/>
+      </w:pPr>
+      <w:rPr>
+        <w:rFonts w:ascii="Courier New" w:hAnsi="Courier New" w:cs="Courier New" w:hint="default"/>
+      </w:rPr>
+    </w:lvl>
+    <w:lvl w:ilvl="8" w:tplc="04090005" w:tentative="1">
+      <w:start w:val="1"/>
+      <w:numFmt w:val="bullet"/>
+      <w:lvlText w:val=""/>
+      <w:lvlJc w:val="left"/>
+      <w:pPr>
+        <w:ind w:left="7200" w:hanging="360"/>
+      </w:pPr>
+      <w:rPr>
+        <w:rFonts w:ascii="Wingdings" w:hAnsi="Wingdings" w:hint="default"/>
+      </w:rPr>
+    </w:lvl>
+  </w:abstractNum>
+  <w:abstractNum w:abstractNumId="13" w15:restartNumberingAfterBreak="0">
+    <w:nsid w:val="5FEB79E4"/>
+    <w:multiLevelType w:val="hybridMultilevel"/>
+    <w:tmpl w:val="F1A4A7E6"/>
+    <w:lvl w:ilvl="0" w:tplc="04090001">
+      <w:start w:val="1"/>
+      <w:numFmt w:val="bullet"/>
+      <w:lvlText w:val=""/>
+      <w:lvlJc w:val="left"/>
+      <w:pPr>
+        <w:ind w:left="1440" w:hanging="360"/>
+      </w:pPr>
+      <w:rPr>
+        <w:rFonts w:ascii="Symbol" w:hAnsi="Symbol" w:hint="default"/>
+      </w:rPr>
+    </w:lvl>
+    <w:lvl w:ilvl="1" w:tplc="04090003" w:tentative="1">
+      <w:start w:val="1"/>
+      <w:numFmt w:val="bullet"/>
+      <w:lvlText w:val="o"/>
+      <w:lvlJc w:val="left"/>
+      <w:pPr>
+        <w:ind w:left="2160" w:hanging="360"/>
+      </w:pPr>
+      <w:rPr>
+        <w:rFonts w:ascii="Courier New" w:hAnsi="Courier New" w:cs="Courier New" w:hint="default"/>
+      </w:rPr>
+    </w:lvl>
+    <w:lvl w:ilvl="2" w:tplc="04090005" w:tentative="1">
+      <w:start w:val="1"/>
+      <w:numFmt w:val="bullet"/>
+      <w:lvlText w:val=""/>
+      <w:lvlJc w:val="left"/>
+      <w:pPr>
+        <w:ind w:left="2880" w:hanging="360"/>
+      </w:pPr>
+      <w:rPr>
+        <w:rFonts w:ascii="Wingdings" w:hAnsi="Wingdings" w:hint="default"/>
+      </w:rPr>
+    </w:lvl>
+    <w:lvl w:ilvl="3" w:tplc="04090001" w:tentative="1">
+      <w:start w:val="1"/>
+      <w:numFmt w:val="bullet"/>
+      <w:lvlText w:val=""/>
+      <w:lvlJc w:val="left"/>
+      <w:pPr>
+        <w:ind w:left="3600" w:hanging="360"/>
+      </w:pPr>
+      <w:rPr>
+        <w:rFonts w:ascii="Symbol" w:hAnsi="Symbol" w:hint="default"/>
+      </w:rPr>
+    </w:lvl>
+    <w:lvl w:ilvl="4" w:tplc="04090003" w:tentative="1">
+      <w:start w:val="1"/>
+      <w:numFmt w:val="bullet"/>
+      <w:lvlText w:val="o"/>
+      <w:lvlJc w:val="left"/>
+      <w:pPr>
+        <w:ind w:left="4320" w:hanging="360"/>
+      </w:pPr>
+      <w:rPr>
+        <w:rFonts w:ascii="Courier New" w:hAnsi="Courier New" w:cs="Courier New" w:hint="default"/>
+      </w:rPr>
+    </w:lvl>
+    <w:lvl w:ilvl="5" w:tplc="04090005" w:tentative="1">
+      <w:start w:val="1"/>
+      <w:numFmt w:val="bullet"/>
+      <w:lvlText w:val=""/>
+      <w:lvlJc w:val="left"/>
+      <w:pPr>
+        <w:ind w:left="5040" w:hanging="360"/>
+      </w:pPr>
+      <w:rPr>
+        <w:rFonts w:ascii="Wingdings" w:hAnsi="Wingdings" w:hint="default"/>
+      </w:rPr>
+    </w:lvl>
+    <w:lvl w:ilvl="6" w:tplc="04090001" w:tentative="1">
+      <w:start w:val="1"/>
+      <w:numFmt w:val="bullet"/>
+      <w:lvlText w:val=""/>
+      <w:lvlJc w:val="left"/>
+      <w:pPr>
+        <w:ind w:left="5760" w:hanging="360"/>
+      </w:pPr>
+      <w:rPr>
+        <w:rFonts w:ascii="Symbol" w:hAnsi="Symbol" w:hint="default"/>
+      </w:rPr>
+    </w:lvl>
+    <w:lvl w:ilvl="7" w:tplc="04090003" w:tentative="1">
+      <w:start w:val="1"/>
+      <w:numFmt w:val="bullet"/>
+      <w:lvlText w:val="o"/>
+      <w:lvlJc w:val="left"/>
+      <w:pPr>
+        <w:ind w:left="6480" w:hanging="360"/>
+      </w:pPr>
+      <w:rPr>
+        <w:rFonts w:ascii="Courier New" w:hAnsi="Courier New" w:cs="Courier New" w:hint="default"/>
+      </w:rPr>
+    </w:lvl>
+    <w:lvl w:ilvl="8" w:tplc="04090005" w:tentative="1">
+      <w:start w:val="1"/>
+      <w:numFmt w:val="bullet"/>
+      <w:lvlText w:val=""/>
+      <w:lvlJc w:val="left"/>
+      <w:pPr>
+        <w:ind w:left="7200" w:hanging="360"/>
+      </w:pPr>
+      <w:rPr>
+        <w:rFonts w:ascii="Wingdings" w:hAnsi="Wingdings" w:hint="default"/>
+      </w:rPr>
+    </w:lvl>
+  </w:abstractNum>
+  <w:abstractNum w:abstractNumId="14" w15:restartNumberingAfterBreak="0">
     <w:nsid w:val="66E3533B"/>
     <w:multiLevelType w:val="hybridMultilevel"/>
     <w:tmpl w:val="03ECC36C"/>
@@ -603,7 +3050,7 @@
       </w:rPr>
     </w:lvl>
   </w:abstractNum>
-  <w:abstractNum w:abstractNumId="2" w15:restartNumberingAfterBreak="0">
+  <w:abstractNum w:abstractNumId="15" w15:restartNumberingAfterBreak="0">
     <w:nsid w:val="72383081"/>
     <w:multiLevelType w:val="hybridMultilevel"/>
     <w:tmpl w:val="0D5E29B8"/>
@@ -689,7 +3136,120 @@
       </w:pPr>
     </w:lvl>
   </w:abstractNum>
-  <w:abstractNum w:abstractNumId="3" w15:restartNumberingAfterBreak="0">
+  <w:abstractNum w:abstractNumId="16" w15:restartNumberingAfterBreak="0">
+    <w:nsid w:val="74C87864"/>
+    <w:multiLevelType w:val="hybridMultilevel"/>
+    <w:tmpl w:val="E64A2C22"/>
+    <w:lvl w:ilvl="0" w:tplc="04090001">
+      <w:start w:val="1"/>
+      <w:numFmt w:val="bullet"/>
+      <w:lvlText w:val=""/>
+      <w:lvlJc w:val="left"/>
+      <w:pPr>
+        <w:ind w:left="720" w:hanging="360"/>
+      </w:pPr>
+      <w:rPr>
+        <w:rFonts w:ascii="Symbol" w:hAnsi="Symbol" w:hint="default"/>
+      </w:rPr>
+    </w:lvl>
+    <w:lvl w:ilvl="1" w:tplc="04090003" w:tentative="1">
+      <w:start w:val="1"/>
+      <w:numFmt w:val="bullet"/>
+      <w:lvlText w:val="o"/>
+      <w:lvlJc w:val="left"/>
+      <w:pPr>
+        <w:ind w:left="1440" w:hanging="360"/>
+      </w:pPr>
+      <w:rPr>
+        <w:rFonts w:ascii="Courier New" w:hAnsi="Courier New" w:cs="Courier New" w:hint="default"/>
+      </w:rPr>
+    </w:lvl>
+    <w:lvl w:ilvl="2" w:tplc="04090005" w:tentative="1">
+      <w:start w:val="1"/>
+      <w:numFmt w:val="bullet"/>
+      <w:lvlText w:val=""/>
+      <w:lvlJc w:val="left"/>
+      <w:pPr>
+        <w:ind w:left="2160" w:hanging="360"/>
+      </w:pPr>
+      <w:rPr>
+        <w:rFonts w:ascii="Wingdings" w:hAnsi="Wingdings" w:hint="default"/>
+      </w:rPr>
+    </w:lvl>
+    <w:lvl w:ilvl="3" w:tplc="04090001" w:tentative="1">
+      <w:start w:val="1"/>
+      <w:numFmt w:val="bullet"/>
+      <w:lvlText w:val=""/>
+      <w:lvlJc w:val="left"/>
+      <w:pPr>
+        <w:ind w:left="2880" w:hanging="360"/>
+      </w:pPr>
+      <w:rPr>
+        <w:rFonts w:ascii="Symbol" w:hAnsi="Symbol" w:hint="default"/>
+      </w:rPr>
+    </w:lvl>
+    <w:lvl w:ilvl="4" w:tplc="04090003" w:tentative="1">
+      <w:start w:val="1"/>
+      <w:numFmt w:val="bullet"/>
+      <w:lvlText w:val="o"/>
+      <w:lvlJc w:val="left"/>
+      <w:pPr>
+        <w:ind w:left="3600" w:hanging="360"/>
+      </w:pPr>
+      <w:rPr>
+        <w:rFonts w:ascii="Courier New" w:hAnsi="Courier New" w:cs="Courier New" w:hint="default"/>
+      </w:rPr>
+    </w:lvl>
+    <w:lvl w:ilvl="5" w:tplc="04090005" w:tentative="1">
+      <w:start w:val="1"/>
+      <w:numFmt w:val="bullet"/>
+      <w:lvlText w:val=""/>
+      <w:lvlJc w:val="left"/>
+      <w:pPr>
+        <w:ind w:left="4320" w:hanging="360"/>
+      </w:pPr>
+      <w:rPr>
+        <w:rFonts w:ascii="Wingdings" w:hAnsi="Wingdings" w:hint="default"/>
+      </w:rPr>
+    </w:lvl>
+    <w:lvl w:ilvl="6" w:tplc="04090001" w:tentative="1">
+      <w:start w:val="1"/>
+      <w:numFmt w:val="bullet"/>
+      <w:lvlText w:val=""/>
+      <w:lvlJc w:val="left"/>
+      <w:pPr>
+        <w:ind w:left="5040" w:hanging="360"/>
+      </w:pPr>
+      <w:rPr>
+        <w:rFonts w:ascii="Symbol" w:hAnsi="Symbol" w:hint="default"/>
+      </w:rPr>
+    </w:lvl>
+    <w:lvl w:ilvl="7" w:tplc="04090003" w:tentative="1">
+      <w:start w:val="1"/>
+      <w:numFmt w:val="bullet"/>
+      <w:lvlText w:val="o"/>
+      <w:lvlJc w:val="left"/>
+      <w:pPr>
+        <w:ind w:left="5760" w:hanging="360"/>
+      </w:pPr>
+      <w:rPr>
+        <w:rFonts w:ascii="Courier New" w:hAnsi="Courier New" w:cs="Courier New" w:hint="default"/>
+      </w:rPr>
+    </w:lvl>
+    <w:lvl w:ilvl="8" w:tplc="04090005" w:tentative="1">
+      <w:start w:val="1"/>
+      <w:numFmt w:val="bullet"/>
+      <w:lvlText w:val=""/>
+      <w:lvlJc w:val="left"/>
+      <w:pPr>
+        <w:ind w:left="6480" w:hanging="360"/>
+      </w:pPr>
+      <w:rPr>
+        <w:rFonts w:ascii="Wingdings" w:hAnsi="Wingdings" w:hint="default"/>
+      </w:rPr>
+    </w:lvl>
+  </w:abstractNum>
+  <w:abstractNum w:abstractNumId="17" w15:restartNumberingAfterBreak="0">
     <w:nsid w:val="7EF4321C"/>
     <w:multiLevelType w:val="hybridMultilevel"/>
     <w:tmpl w:val="2DBCD274"/>
@@ -803,16 +3363,58 @@
     </w:lvl>
   </w:abstractNum>
   <w:num w:numId="1" w16cid:durableId="652681115">
-    <w:abstractNumId w:val="0"/>
+    <w:abstractNumId w:val="8"/>
   </w:num>
   <w:num w:numId="2" w16cid:durableId="1423185780">
+    <w:abstractNumId w:val="14"/>
+  </w:num>
+  <w:num w:numId="3" w16cid:durableId="1599369530">
+    <w:abstractNumId w:val="17"/>
+  </w:num>
+  <w:num w:numId="4" w16cid:durableId="513689327">
+    <w:abstractNumId w:val="15"/>
+  </w:num>
+  <w:num w:numId="5" w16cid:durableId="1824852486">
+    <w:abstractNumId w:val="11"/>
+  </w:num>
+  <w:num w:numId="6" w16cid:durableId="1419327606">
+    <w:abstractNumId w:val="9"/>
+  </w:num>
+  <w:num w:numId="7" w16cid:durableId="802117802">
+    <w:abstractNumId w:val="7"/>
+  </w:num>
+  <w:num w:numId="8" w16cid:durableId="357203083">
+    <w:abstractNumId w:val="6"/>
+  </w:num>
+  <w:num w:numId="9" w16cid:durableId="2138254507">
+    <w:abstractNumId w:val="13"/>
+  </w:num>
+  <w:num w:numId="10" w16cid:durableId="1057899682">
+    <w:abstractNumId w:val="5"/>
+  </w:num>
+  <w:num w:numId="11" w16cid:durableId="1167549308">
+    <w:abstractNumId w:val="10"/>
+  </w:num>
+  <w:num w:numId="12" w16cid:durableId="1113668537">
+    <w:abstractNumId w:val="12"/>
+  </w:num>
+  <w:num w:numId="13" w16cid:durableId="1273830078">
     <w:abstractNumId w:val="1"/>
   </w:num>
-  <w:num w:numId="3" w16cid:durableId="1599369530">
+  <w:num w:numId="14" w16cid:durableId="814490883">
     <w:abstractNumId w:val="3"/>
   </w:num>
-  <w:num w:numId="4" w16cid:durableId="513689327">
+  <w:num w:numId="15" w16cid:durableId="535966269">
     <w:abstractNumId w:val="2"/>
+  </w:num>
+  <w:num w:numId="16" w16cid:durableId="989136188">
+    <w:abstractNumId w:val="16"/>
+  </w:num>
+  <w:num w:numId="17" w16cid:durableId="1184320304">
+    <w:abstractNumId w:val="4"/>
+  </w:num>
+  <w:num w:numId="18" w16cid:durableId="1991058254">
+    <w:abstractNumId w:val="0"/>
   </w:num>
 </w:numbering>
 </file>
@@ -1245,7 +3847,6 @@
     <w:next w:val="Normal"/>
     <w:link w:val="Heading2Char"/>
     <w:uiPriority w:val="9"/>
-    <w:semiHidden/>
     <w:unhideWhenUsed/>
     <w:qFormat/>
     <w:rsid w:val="006A0BF6"/>
@@ -1268,7 +3869,6 @@
     <w:next w:val="Normal"/>
     <w:link w:val="Heading3Char"/>
     <w:uiPriority w:val="9"/>
-    <w:semiHidden/>
     <w:unhideWhenUsed/>
     <w:qFormat/>
     <w:rsid w:val="006A0BF6"/>
@@ -1462,7 +4062,6 @@
     <w:basedOn w:val="DefaultParagraphFont"/>
     <w:link w:val="Heading2"/>
     <w:uiPriority w:val="9"/>
-    <w:semiHidden/>
     <w:rsid w:val="006A0BF6"/>
     <w:rPr>
       <w:rFonts w:asciiTheme="majorHAnsi" w:eastAsiaTheme="majorEastAsia" w:hAnsiTheme="majorHAnsi" w:cstheme="majorBidi"/>
@@ -1476,7 +4075,6 @@
     <w:basedOn w:val="DefaultParagraphFont"/>
     <w:link w:val="Heading3"/>
     <w:uiPriority w:val="9"/>
-    <w:semiHidden/>
     <w:rsid w:val="006A0BF6"/>
     <w:rPr>
       <w:rFonts w:eastAsiaTheme="majorEastAsia" w:cstheme="majorBidi"/>
@@ -1777,6 +4375,17 @@
     <w:link w:val="Footer"/>
     <w:uiPriority w:val="99"/>
     <w:rsid w:val="006A0BF6"/>
+  </w:style>
+  <w:style w:type="character" w:styleId="Strong">
+    <w:name w:val="Strong"/>
+    <w:basedOn w:val="DefaultParagraphFont"/>
+    <w:uiPriority w:val="22"/>
+    <w:qFormat/>
+    <w:rsid w:val="0070789E"/>
+    <w:rPr>
+      <w:b/>
+      <w:bCs/>
+    </w:rPr>
   </w:style>
 </w:styles>
 </file>
